--- a/Control Structures.docx
+++ b/Control Structures.docx
@@ -12,9 +12,16 @@
         </w:rPr>
       </w:pPr>
       <w:r>
-        <w:t xml:space="preserve">Control structures are used to manage the flow of execution based on certain conditions or loops. In other words, control structure are rules that control the order in which statements in a program is executed. Without them, java would run code line by line from top to bottom.</w:t>
+        <w:t xml:space="preserve">Control structures ar</w:t>
       </w:r>
-      <w:r/>
+      <w:r>
+        <w:t xml:space="preserve">e used to manage the flow of execution based on certain conditions or loops. In other words, control structure are rules that control the order in which statements in a program is executed. Without them, java would run code line by line from top to bottom.</w:t>
+      </w:r>
+      <w:r>
+        <w:rPr>
+          <w:highlight w:val="none"/>
+        </w:rPr>
+      </w:r>
     </w:p>
     <w:p>
       <w:pPr>
@@ -23,7 +30,6 @@
         <w:ind/>
         <w:rPr/>
       </w:pPr>
-      <w:r/>
       <w:r/>
       <w:r/>
     </w:p>
@@ -42,11 +48,15 @@
         </w:rPr>
         <w:t xml:space="preserve">There are three primary types of control structures:</w:t>
       </w:r>
-      <w:r/>
+      <w:r>
+        <w:rPr>
+          <w:highlight w:val="none"/>
+        </w:rPr>
+      </w:r>
     </w:p>
     <w:p>
       <w:pPr>
-        <w:pStyle w:val="668"/>
+        <w:pStyle w:val="892"/>
         <w:numPr>
           <w:ilvl w:val="0"/>
           <w:numId w:val="1"/>
@@ -66,7 +76,7 @@
     </w:p>
     <w:p>
       <w:pPr>
-        <w:pStyle w:val="668"/>
+        <w:pStyle w:val="892"/>
         <w:numPr>
           <w:ilvl w:val="1"/>
           <w:numId w:val="1"/>
@@ -86,7 +96,7 @@
     </w:p>
     <w:p>
       <w:pPr>
-        <w:pStyle w:val="668"/>
+        <w:pStyle w:val="892"/>
         <w:numPr>
           <w:ilvl w:val="2"/>
           <w:numId w:val="1"/>
@@ -106,7 +116,7 @@
     </w:p>
     <w:p>
       <w:pPr>
-        <w:pStyle w:val="668"/>
+        <w:pStyle w:val="892"/>
         <w:numPr>
           <w:ilvl w:val="2"/>
           <w:numId w:val="1"/>
@@ -121,17 +131,6 @@
           <w:highlight w:val="none"/>
         </w:rPr>
         <w:t xml:space="preserve">Implemented using the if statement</w:t>
-      </w:r>
-      <w:r/>
-      <w:r>
-        <w:rPr>
-          <w:highlight w:val="none"/>
-        </w:rPr>
-      </w:r>
-      <w:r>
-        <w:rPr>
-          <w:highlight w:val="none"/>
-        </w:rPr>
       </w:r>
       <w:r>
         <w:rPr>
@@ -142,7 +141,7 @@
     </w:p>
     <w:p>
       <w:pPr>
-        <w:pStyle w:val="668"/>
+        <w:pStyle w:val="892"/>
         <w:numPr>
           <w:ilvl w:val="1"/>
           <w:numId w:val="1"/>
@@ -162,7 +161,7 @@
     </w:p>
     <w:p>
       <w:pPr>
-        <w:pStyle w:val="668"/>
+        <w:pStyle w:val="892"/>
         <w:numPr>
           <w:ilvl w:val="2"/>
           <w:numId w:val="1"/>
@@ -182,7 +181,7 @@
     </w:p>
     <w:p>
       <w:pPr>
-        <w:pStyle w:val="668"/>
+        <w:pStyle w:val="892"/>
         <w:numPr>
           <w:ilvl w:val="2"/>
           <w:numId w:val="1"/>
@@ -202,7 +201,7 @@
     </w:p>
     <w:p>
       <w:pPr>
-        <w:pStyle w:val="668"/>
+        <w:pStyle w:val="892"/>
         <w:numPr>
           <w:ilvl w:val="2"/>
           <w:numId w:val="1"/>
@@ -217,6 +216,80 @@
           <w:highlight w:val="none"/>
         </w:rPr>
         <w:t xml:space="preserve">Implemented using if-else statement</w:t>
+      </w:r>
+      <w:r>
+        <w:rPr>
+          <w:highlight w:val="none"/>
+        </w:rPr>
+      </w:r>
+      <w:r/>
+    </w:p>
+    <w:p>
+      <w:pPr>
+        <w:pStyle w:val="892"/>
+        <w:numPr>
+          <w:ilvl w:val="1"/>
+          <w:numId w:val="1"/>
+        </w:numPr>
+        <w:pBdr/>
+        <w:spacing/>
+        <w:ind/>
+        <w:rPr/>
+      </w:pPr>
+      <w:r>
+        <w:rPr>
+          <w:b/>
+          <w:bCs/>
+          <w:highlight w:val="none"/>
+        </w:rPr>
+        <w:t xml:space="preserve">Multiple selection</w:t>
+      </w:r>
+      <w:r>
+        <w:rPr>
+          <w:highlight w:val="none"/>
+        </w:rPr>
+        <w:t xml:space="preserve">: this is done using the if-else-if and switch case/statement.</w:t>
+      </w:r>
+      <w:r/>
+      <w:r/>
+    </w:p>
+    <w:p>
+      <w:pPr>
+        <w:pStyle w:val="892"/>
+        <w:numPr>
+          <w:ilvl w:val="2"/>
+          <w:numId w:val="1"/>
+        </w:numPr>
+        <w:pBdr/>
+        <w:spacing/>
+        <w:ind/>
+        <w:rPr/>
+      </w:pPr>
+      <w:r>
+        <w:rPr>
+          <w:highlight w:val="none"/>
+        </w:rPr>
+        <w:t xml:space="preserve">The if-else-if ladder is used when you have multiple conditions to check</w:t>
+      </w:r>
+      <w:r/>
+    </w:p>
+    <w:p>
+      <w:pPr>
+        <w:pStyle w:val="892"/>
+        <w:numPr>
+          <w:ilvl w:val="2"/>
+          <w:numId w:val="1"/>
+        </w:numPr>
+        <w:pBdr/>
+        <w:spacing/>
+        <w:ind/>
+        <w:rPr/>
+      </w:pPr>
+      <w:r>
+        <w:rPr>
+          <w:highlight w:val="none"/>
+        </w:rPr>
+        <w:t xml:space="preserve">Each condition is tested in order:</w:t>
       </w:r>
       <w:r>
         <w:rPr>
@@ -231,9 +304,9 @@
     </w:p>
     <w:p>
       <w:pPr>
-        <w:pStyle w:val="668"/>
+        <w:pStyle w:val="892"/>
         <w:numPr>
-          <w:ilvl w:val="1"/>
+          <w:ilvl w:val="3"/>
           <w:numId w:val="1"/>
         </w:numPr>
         <w:pBdr/>
@@ -245,23 +318,47 @@
         <w:rPr>
           <w:highlight w:val="none"/>
         </w:rPr>
-        <w:t xml:space="preserve">Multiple selection</w:t>
+        <w:t xml:space="preserve">If one condition is true, its block runs and the rest are skipped</w:t>
       </w:r>
+      <w:r/>
+    </w:p>
+    <w:p>
+      <w:pPr>
+        <w:pStyle w:val="892"/>
+        <w:numPr>
+          <w:ilvl w:val="3"/>
+          <w:numId w:val="1"/>
+        </w:numPr>
+        <w:pBdr/>
+        <w:spacing/>
+        <w:ind/>
+        <w:rPr/>
+      </w:pPr>
       <w:r>
         <w:rPr>
           <w:highlight w:val="none"/>
         </w:rPr>
+        <w:t xml:space="preserve">If no condition is true, the optional else block executes</w:t>
       </w:r>
       <w:r/>
+    </w:p>
+    <w:p>
+      <w:pPr>
+        <w:pStyle w:val="892"/>
+        <w:numPr>
+          <w:ilvl w:val="2"/>
+          <w:numId w:val="1"/>
+        </w:numPr>
+        <w:pBdr/>
+        <w:spacing/>
+        <w:ind/>
+        <w:rPr/>
+      </w:pPr>
       <w:r>
         <w:rPr>
           <w:highlight w:val="none"/>
         </w:rPr>
-      </w:r>
-      <w:r>
-        <w:rPr>
-          <w:highlight w:val="none"/>
-        </w:rPr>
+        <w:t xml:space="preserve">Useful when conditions are ranges or complex expressions</w:t>
       </w:r>
       <w:r>
         <w:rPr>
@@ -272,9 +369,9 @@
     </w:p>
     <w:p>
       <w:pPr>
-        <w:pStyle w:val="668"/>
+        <w:pStyle w:val="892"/>
         <w:numPr>
-          <w:ilvl w:val="0"/>
+          <w:ilvl w:val="2"/>
           <w:numId w:val="1"/>
         </w:numPr>
         <w:pBdr/>
@@ -286,15 +383,15 @@
         <w:rPr>
           <w:highlight w:val="none"/>
         </w:rPr>
-        <w:t xml:space="preserve">Repetition(loop/iteration): is used to execute a part of a program repeatedly as long as the given condition is true. Using iterative statements reduces the size of the code, reduces the code complexity, makes it more efficient and increases the execution speed.</w:t>
+        <w:t xml:space="preserve">Switch-case:</w:t>
       </w:r>
       <w:r/>
     </w:p>
     <w:p>
       <w:pPr>
-        <w:pStyle w:val="668"/>
+        <w:pStyle w:val="892"/>
         <w:numPr>
-          <w:ilvl w:val="1"/>
+          <w:ilvl w:val="3"/>
           <w:numId w:val="1"/>
         </w:numPr>
         <w:pBdr/>
@@ -306,15 +403,15 @@
         <w:rPr>
           <w:highlight w:val="none"/>
         </w:rPr>
-        <w:t xml:space="preserve">While loop: is used to repeat a block of code multiple times as long as a condition is true.</w:t>
+        <w:t xml:space="preserve">This allows you to select one option out of many based on the value of a single expression.</w:t>
       </w:r>
       <w:r/>
     </w:p>
     <w:p>
       <w:pPr>
-        <w:pStyle w:val="668"/>
+        <w:pStyle w:val="892"/>
         <w:numPr>
-          <w:ilvl w:val="1"/>
+          <w:ilvl w:val="3"/>
           <w:numId w:val="1"/>
         </w:numPr>
         <w:pBdr/>
@@ -326,7 +423,67 @@
         <w:rPr>
           <w:highlight w:val="none"/>
         </w:rPr>
-        <w:t xml:space="preserve">It is called pre-test loop</w:t>
+        <w:t xml:space="preserve">The value is compared with different cases</w:t>
+      </w:r>
+      <w:r/>
+    </w:p>
+    <w:p>
+      <w:pPr>
+        <w:pStyle w:val="892"/>
+        <w:numPr>
+          <w:ilvl w:val="3"/>
+          <w:numId w:val="1"/>
+        </w:numPr>
+        <w:pBdr/>
+        <w:spacing/>
+        <w:ind/>
+        <w:rPr/>
+      </w:pPr>
+      <w:r>
+        <w:rPr>
+          <w:highlight w:val="none"/>
+        </w:rPr>
+        <w:t xml:space="preserve">If a match is found, that block of code runs</w:t>
+      </w:r>
+      <w:r/>
+    </w:p>
+    <w:p>
+      <w:pPr>
+        <w:pStyle w:val="892"/>
+        <w:numPr>
+          <w:ilvl w:val="3"/>
+          <w:numId w:val="1"/>
+        </w:numPr>
+        <w:pBdr/>
+        <w:spacing/>
+        <w:ind/>
+        <w:rPr/>
+      </w:pPr>
+      <w:r>
+        <w:rPr>
+          <w:highlight w:val="none"/>
+        </w:rPr>
+        <w:t xml:space="preserve">A default case handles values not matched by any case</w:t>
+      </w:r>
+      <w:r/>
+    </w:p>
+    <w:p>
+      <w:pPr>
+        <w:pStyle w:val="892"/>
+        <w:numPr>
+          <w:ilvl w:val="3"/>
+          <w:numId w:val="1"/>
+        </w:numPr>
+        <w:pBdr/>
+        <w:spacing/>
+        <w:ind/>
+        <w:rPr/>
+      </w:pPr>
+      <w:r>
+        <w:rPr>
+          <w:highlight w:val="none"/>
+        </w:rPr>
+        <w:t xml:space="preserve">Works best with discrete values(numbers, chars, enums, strings)</w:t>
       </w:r>
       <w:r>
         <w:rPr>
@@ -341,7 +498,124 @@
     </w:p>
     <w:p>
       <w:pPr>
-        <w:pStyle w:val="668"/>
+        <w:pStyle w:val="892"/>
+        <w:numPr>
+          <w:ilvl w:val="0"/>
+          <w:numId w:val="1"/>
+        </w:numPr>
+        <w:pBdr/>
+        <w:spacing/>
+        <w:ind/>
+        <w:rPr/>
+      </w:pPr>
+      <w:r>
+        <w:rPr>
+          <w:b/>
+          <w:bCs/>
+          <w:highlight w:val="none"/>
+        </w:rPr>
+        <w:t xml:space="preserve">Repeti</w:t>
+      </w:r>
+      <w:r>
+        <w:rPr>
+          <w:b/>
+          <w:bCs/>
+          <w:highlight w:val="none"/>
+        </w:rPr>
+        <w:t xml:space="preserve">tion(loop/iteration)</w:t>
+      </w:r>
+      <w:r>
+        <w:rPr>
+          <w:highlight w:val="none"/>
+        </w:rPr>
+        <w:t xml:space="preserve">: is used to execute a part of a program repeatedly as long as the given condition is true. Using iterative statements reduces the size of the code, reduces the code complexity, makes it more efficient and increases the execution speed.</w:t>
+      </w:r>
+      <w:r/>
+    </w:p>
+    <w:p>
+      <w:pPr>
+        <w:pStyle w:val="892"/>
+        <w:numPr>
+          <w:ilvl w:val="1"/>
+          <w:numId w:val="1"/>
+        </w:numPr>
+        <w:pBdr/>
+        <w:spacing/>
+        <w:ind/>
+        <w:rPr/>
+      </w:pPr>
+      <w:r>
+        <w:rPr>
+          <w:b/>
+          <w:bCs/>
+          <w:highlight w:val="none"/>
+        </w:rPr>
+        <w:t xml:space="preserve">While loop</w:t>
+      </w:r>
+      <w:r>
+        <w:rPr>
+          <w:highlight w:val="none"/>
+        </w:rPr>
+        <w:t xml:space="preserve">: is used to repeat a block of code multiple times as long as a condition is true.</w:t>
+      </w:r>
+      <w:r/>
+    </w:p>
+    <w:p>
+      <w:pPr>
+        <w:pStyle w:val="892"/>
+        <w:numPr>
+          <w:ilvl w:val="1"/>
+          <w:numId w:val="1"/>
+        </w:numPr>
+        <w:pBdr/>
+        <w:spacing/>
+        <w:ind/>
+        <w:rPr/>
+      </w:pPr>
+      <w:r>
+        <w:rPr>
+          <w:highlight w:val="none"/>
+        </w:rPr>
+        <w:t xml:space="preserve">It is called pre-test loop</w:t>
+      </w:r>
+      <w:r>
+        <w:rPr>
+          <w:highlight w:val="none"/>
+        </w:rPr>
+      </w:r>
+      <w:r/>
+    </w:p>
+    <w:p>
+      <w:pPr>
+        <w:pStyle w:val="892"/>
+        <w:numPr>
+          <w:ilvl w:val="1"/>
+          <w:numId w:val="1"/>
+        </w:numPr>
+        <w:pBdr/>
+        <w:spacing/>
+        <w:ind/>
+        <w:rPr/>
+      </w:pPr>
+      <w:r>
+        <w:rPr>
+          <w:b/>
+          <w:bCs/>
+          <w:highlight w:val="none"/>
+        </w:rPr>
+        <w:t xml:space="preserve">For loop</w:t>
+      </w:r>
+      <w:r>
+        <w:rPr>
+          <w:highlight w:val="none"/>
+        </w:rPr>
+        <w:t xml:space="preserve">: </w:t>
+      </w:r>
+      <w:r/>
+    </w:p>
+    <w:p>
+      <w:pPr>
+        <w:pStyle w:val="892"/>
         <w:numPr>
           <w:ilvl w:val="0"/>
           <w:numId w:val="1"/>
@@ -362,11 +636,7 @@
           <w:highlight w:val="none"/>
         </w:rPr>
       </w:r>
-      <w:r>
-        <w:rPr>
-          <w:highlight w:val="none"/>
-        </w:rPr>
-      </w:r>
+      <w:r/>
     </w:p>
     <w:sectPr>
       <w:footnotePr/>
@@ -390,7 +660,6 @@
         <w:ind/>
         <w:rPr/>
       </w:pPr>
-      <w:r/>
       <w:r>
         <w:separator/>
       </w:r>
@@ -405,7 +674,6 @@
         <w:ind/>
         <w:rPr/>
       </w:pPr>
-      <w:r/>
       <w:r>
         <w:continuationSeparator/>
       </w:r>
@@ -425,7 +693,6 @@
         <w:ind/>
         <w:rPr/>
       </w:pPr>
-      <w:r/>
       <w:r>
         <w:separator/>
       </w:r>
@@ -440,7 +707,6 @@
         <w:ind/>
         <w:rPr/>
       </w:pPr>
-      <w:r/>
       <w:r>
         <w:continuationSeparator/>
       </w:r>
@@ -745,9 +1011,9 @@
     <w:lsdException w:name="Bibliography" w:uiPriority="37"/>
     <w:lsdException w:name="TOC Heading" w:uiPriority="39" w:qFormat="1"/>
   </w:latentStyles>
-  <w:style w:type="table" w:styleId="12">
+  <w:style w:type="table" w:styleId="703">
     <w:name w:val="Table Grid"/>
-    <w:basedOn w:val="665"/>
+    <w:basedOn w:val="889"/>
     <w:uiPriority w:val="59"/>
     <w:pPr>
       <w:pBdr/>
@@ -944,9 +1210,9 @@
       </w:tcPr>
     </w:tblStylePr>
   </w:style>
-  <w:style w:type="table" w:styleId="13">
+  <w:style w:type="table" w:styleId="704">
     <w:name w:val="Table Grid Light"/>
-    <w:basedOn w:val="665"/>
+    <w:basedOn w:val="889"/>
     <w:uiPriority w:val="59"/>
     <w:pPr>
       <w:pBdr/>
@@ -1143,9 +1409,9 @@
       </w:tcPr>
     </w:tblStylePr>
   </w:style>
-  <w:style w:type="table" w:styleId="14">
+  <w:style w:type="table" w:styleId="705">
     <w:name w:val="Plain Table 1"/>
-    <w:basedOn w:val="665"/>
+    <w:basedOn w:val="889"/>
     <w:uiPriority w:val="59"/>
     <w:pPr>
       <w:pBdr/>
@@ -1368,9 +1634,9 @@
       </w:tcPr>
     </w:tblStylePr>
   </w:style>
-  <w:style w:type="table" w:styleId="15">
+  <w:style w:type="table" w:styleId="706">
     <w:name w:val="Plain Table 2"/>
-    <w:basedOn w:val="665"/>
+    <w:basedOn w:val="889"/>
     <w:uiPriority w:val="59"/>
     <w:pPr>
       <w:pBdr/>
@@ -1601,9 +1867,9 @@
       </w:tcPr>
     </w:tblStylePr>
   </w:style>
-  <w:style w:type="table" w:styleId="16">
+  <w:style w:type="table" w:styleId="707">
     <w:name w:val="Plain Table 3"/>
-    <w:basedOn w:val="665"/>
+    <w:basedOn w:val="889"/>
     <w:uiPriority w:val="99"/>
     <w:pPr>
       <w:pBdr/>
@@ -1831,9 +2097,9 @@
       </w:tcPr>
     </w:tblStylePr>
   </w:style>
-  <w:style w:type="table" w:styleId="17">
+  <w:style w:type="table" w:styleId="708">
     <w:name w:val="Plain Table 4"/>
-    <w:basedOn w:val="665"/>
+    <w:basedOn w:val="889"/>
     <w:uiPriority w:val="99"/>
     <w:pPr>
       <w:pBdr/>
@@ -2047,9 +2313,9 @@
       </w:tcPr>
     </w:tblStylePr>
   </w:style>
-  <w:style w:type="table" w:styleId="18">
+  <w:style w:type="table" w:styleId="709">
     <w:name w:val="Plain Table 5"/>
-    <w:basedOn w:val="665"/>
+    <w:basedOn w:val="889"/>
     <w:uiPriority w:val="99"/>
     <w:pPr>
       <w:pBdr/>
@@ -2280,9 +2546,9 @@
       </w:tcPr>
     </w:tblStylePr>
   </w:style>
-  <w:style w:type="table" w:styleId="19">
+  <w:style w:type="table" w:styleId="710">
     <w:name w:val="Grid Table 1 Light"/>
-    <w:basedOn w:val="665"/>
+    <w:basedOn w:val="889"/>
     <w:uiPriority w:val="99"/>
     <w:pPr>
       <w:pBdr/>
@@ -2503,9 +2769,9 @@
       </w:tcPr>
     </w:tblStylePr>
   </w:style>
-  <w:style w:type="table" w:styleId="20">
+  <w:style w:type="table" w:styleId="711">
     <w:name w:val="Grid Table 1 Light - Accent 1"/>
-    <w:basedOn w:val="665"/>
+    <w:basedOn w:val="889"/>
     <w:uiPriority w:val="99"/>
     <w:pPr>
       <w:pBdr/>
@@ -2726,9 +2992,9 @@
       </w:tcPr>
     </w:tblStylePr>
   </w:style>
-  <w:style w:type="table" w:styleId="21">
+  <w:style w:type="table" w:styleId="712">
     <w:name w:val="Grid Table 1 Light - Accent 2"/>
-    <w:basedOn w:val="665"/>
+    <w:basedOn w:val="889"/>
     <w:uiPriority w:val="99"/>
     <w:pPr>
       <w:pBdr/>
@@ -2949,9 +3215,9 @@
       </w:tcPr>
     </w:tblStylePr>
   </w:style>
-  <w:style w:type="table" w:styleId="22">
+  <w:style w:type="table" w:styleId="713">
     <w:name w:val="Grid Table 1 Light - Accent 3"/>
-    <w:basedOn w:val="665"/>
+    <w:basedOn w:val="889"/>
     <w:uiPriority w:val="99"/>
     <w:pPr>
       <w:pBdr/>
@@ -3172,9 +3438,9 @@
       </w:tcPr>
     </w:tblStylePr>
   </w:style>
-  <w:style w:type="table" w:styleId="23">
+  <w:style w:type="table" w:styleId="714">
     <w:name w:val="Grid Table 1 Light - Accent 4"/>
-    <w:basedOn w:val="665"/>
+    <w:basedOn w:val="889"/>
     <w:uiPriority w:val="99"/>
     <w:pPr>
       <w:pBdr/>
@@ -3395,9 +3661,9 @@
       </w:tcPr>
     </w:tblStylePr>
   </w:style>
-  <w:style w:type="table" w:styleId="24">
+  <w:style w:type="table" w:styleId="715">
     <w:name w:val="Grid Table 1 Light - Accent 5"/>
-    <w:basedOn w:val="665"/>
+    <w:basedOn w:val="889"/>
     <w:uiPriority w:val="99"/>
     <w:pPr>
       <w:pBdr/>
@@ -3618,9 +3884,9 @@
       </w:tcPr>
     </w:tblStylePr>
   </w:style>
-  <w:style w:type="table" w:styleId="25">
+  <w:style w:type="table" w:styleId="716">
     <w:name w:val="Grid Table 1 Light - Accent 6"/>
-    <w:basedOn w:val="665"/>
+    <w:basedOn w:val="889"/>
     <w:uiPriority w:val="99"/>
     <w:pPr>
       <w:pBdr/>
@@ -3841,9 +4107,9 @@
       </w:tcPr>
     </w:tblStylePr>
   </w:style>
-  <w:style w:type="table" w:styleId="26">
+  <w:style w:type="table" w:styleId="717">
     <w:name w:val="Grid Table 2"/>
-    <w:basedOn w:val="665"/>
+    <w:basedOn w:val="889"/>
     <w:uiPriority w:val="99"/>
     <w:pPr>
       <w:pBdr/>
@@ -4073,9 +4339,9 @@
       </w:tcPr>
     </w:tblStylePr>
   </w:style>
-  <w:style w:type="table" w:styleId="27">
+  <w:style w:type="table" w:styleId="718">
     <w:name w:val="Grid Table 2 - Accent 1"/>
-    <w:basedOn w:val="665"/>
+    <w:basedOn w:val="889"/>
     <w:uiPriority w:val="99"/>
     <w:pPr>
       <w:pBdr/>
@@ -4305,9 +4571,9 @@
       </w:tcPr>
     </w:tblStylePr>
   </w:style>
-  <w:style w:type="table" w:styleId="28">
+  <w:style w:type="table" w:styleId="719">
     <w:name w:val="Grid Table 2 - Accent 2"/>
-    <w:basedOn w:val="665"/>
+    <w:basedOn w:val="889"/>
     <w:uiPriority w:val="99"/>
     <w:pPr>
       <w:pBdr/>
@@ -4537,9 +4803,9 @@
       </w:tcPr>
     </w:tblStylePr>
   </w:style>
-  <w:style w:type="table" w:styleId="29">
+  <w:style w:type="table" w:styleId="720">
     <w:name w:val="Grid Table 2 - Accent 3"/>
-    <w:basedOn w:val="665"/>
+    <w:basedOn w:val="889"/>
     <w:uiPriority w:val="99"/>
     <w:pPr>
       <w:pBdr/>
@@ -4769,9 +5035,9 @@
       </w:tcPr>
     </w:tblStylePr>
   </w:style>
-  <w:style w:type="table" w:styleId="30">
+  <w:style w:type="table" w:styleId="721">
     <w:name w:val="Grid Table 2 - Accent 4"/>
-    <w:basedOn w:val="665"/>
+    <w:basedOn w:val="889"/>
     <w:uiPriority w:val="99"/>
     <w:pPr>
       <w:pBdr/>
@@ -5001,9 +5267,9 @@
       </w:tcPr>
     </w:tblStylePr>
   </w:style>
-  <w:style w:type="table" w:styleId="31">
+  <w:style w:type="table" w:styleId="722">
     <w:name w:val="Grid Table 2 - Accent 5"/>
-    <w:basedOn w:val="665"/>
+    <w:basedOn w:val="889"/>
     <w:uiPriority w:val="99"/>
     <w:pPr>
       <w:pBdr/>
@@ -5233,9 +5499,9 @@
       </w:tcPr>
     </w:tblStylePr>
   </w:style>
-  <w:style w:type="table" w:styleId="32">
+  <w:style w:type="table" w:styleId="723">
     <w:name w:val="Grid Table 2 - Accent 6"/>
-    <w:basedOn w:val="665"/>
+    <w:basedOn w:val="889"/>
     <w:uiPriority w:val="99"/>
     <w:pPr>
       <w:pBdr/>
@@ -5465,9 +5731,9 @@
       </w:tcPr>
     </w:tblStylePr>
   </w:style>
-  <w:style w:type="table" w:styleId="33">
+  <w:style w:type="table" w:styleId="724">
     <w:name w:val="Grid Table 3"/>
-    <w:basedOn w:val="665"/>
+    <w:basedOn w:val="889"/>
     <w:uiPriority w:val="99"/>
     <w:pPr>
       <w:pBdr/>
@@ -5566,29 +5832,6 @@
         <w:tblBorders/>
       </w:tblPr>
       <w:tcPr>
-        <w:shd w:color="ffffff"/>
-        <w:tcBorders>
-          <w:top w:val="none" w:color="000000" w:sz="4" w:space="0"/>
-          <w:left w:val="none" w:color="000000" w:sz="4" w:space="0"/>
-          <w:bottom w:val="none" w:color="000000" w:sz="4" w:space="0"/>
-          <w:right w:val="none" w:color="000000" w:sz="4" w:space="0"/>
-        </w:tcBorders>
-      </w:tcPr>
-    </w:tblStylePr>
-    <w:tblStylePr w:type="firstRow">
-      <w:rPr>
-        <w:b/>
-        <w:color w:val="404040"/>
-      </w:rPr>
-      <w:pPr>
-        <w:pBdr/>
-        <w:spacing/>
-        <w:ind/>
-      </w:pPr>
-      <w:tblPr>
-        <w:tblBorders/>
-      </w:tblPr>
-      <w:tcPr>
         <w:shd w:val="clear" w:color="ffffff"/>
         <w:tcBorders>
           <w:top w:val="none" w:color="000000" w:sz="4" w:space="0"/>
@@ -5598,30 +5841,7 @@
         </w:tcBorders>
       </w:tcPr>
     </w:tblStylePr>
-    <w:tblStylePr w:type="lastCol">
-      <w:rPr>
-        <w:i/>
-        <w:color w:val="404040"/>
-      </w:rPr>
-      <w:pPr>
-        <w:pBdr/>
-        <w:spacing/>
-        <w:ind/>
-      </w:pPr>
-      <w:tblPr>
-        <w:tblBorders/>
-      </w:tblPr>
-      <w:tcPr>
-        <w:shd w:color="ffffff"/>
-        <w:tcBorders>
-          <w:top w:val="none" w:color="000000" w:sz="4" w:space="0"/>
-          <w:left w:val="none" w:color="000000" w:sz="4" w:space="0"/>
-          <w:bottom w:val="none" w:color="000000" w:sz="4" w:space="0"/>
-          <w:right w:val="none" w:color="000000" w:sz="4" w:space="0"/>
-        </w:tcBorders>
-      </w:tcPr>
-    </w:tblStylePr>
-    <w:tblStylePr w:type="lastRow">
+    <w:tblStylePr w:type="firstRow">
       <w:rPr>
         <w:b/>
         <w:color w:val="404040"/>
@@ -5644,6 +5864,52 @@
         </w:tcBorders>
       </w:tcPr>
     </w:tblStylePr>
+    <w:tblStylePr w:type="lastCol">
+      <w:rPr>
+        <w:i/>
+        <w:color w:val="404040"/>
+      </w:rPr>
+      <w:pPr>
+        <w:pBdr/>
+        <w:spacing/>
+        <w:ind/>
+      </w:pPr>
+      <w:tblPr>
+        <w:tblBorders/>
+      </w:tblPr>
+      <w:tcPr>
+        <w:shd w:val="clear" w:color="ffffff"/>
+        <w:tcBorders>
+          <w:top w:val="none" w:color="000000" w:sz="4" w:space="0"/>
+          <w:left w:val="none" w:color="000000" w:sz="4" w:space="0"/>
+          <w:bottom w:val="none" w:color="000000" w:sz="4" w:space="0"/>
+          <w:right w:val="none" w:color="000000" w:sz="4" w:space="0"/>
+        </w:tcBorders>
+      </w:tcPr>
+    </w:tblStylePr>
+    <w:tblStylePr w:type="lastRow">
+      <w:rPr>
+        <w:b/>
+        <w:color w:val="404040"/>
+      </w:rPr>
+      <w:pPr>
+        <w:pBdr/>
+        <w:spacing/>
+        <w:ind/>
+      </w:pPr>
+      <w:tblPr>
+        <w:tblBorders/>
+      </w:tblPr>
+      <w:tcPr>
+        <w:shd w:val="clear" w:color="ffffff"/>
+        <w:tcBorders>
+          <w:top w:val="none" w:color="000000" w:sz="4" w:space="0"/>
+          <w:left w:val="none" w:color="000000" w:sz="4" w:space="0"/>
+          <w:bottom w:val="none" w:color="000000" w:sz="4" w:space="0"/>
+          <w:right w:val="none" w:color="000000" w:sz="4" w:space="0"/>
+        </w:tcBorders>
+      </w:tcPr>
+    </w:tblStylePr>
     <w:tblStylePr w:type="nwCell">
       <w:pPr>
         <w:pBdr/>
@@ -5710,9 +5976,9 @@
       </w:tcPr>
     </w:tblStylePr>
   </w:style>
-  <w:style w:type="table" w:styleId="34">
+  <w:style w:type="table" w:styleId="725">
     <w:name w:val="Grid Table 3 - Accent 1"/>
-    <w:basedOn w:val="665"/>
+    <w:basedOn w:val="889"/>
     <w:uiPriority w:val="99"/>
     <w:pPr>
       <w:pBdr/>
@@ -5811,29 +6077,6 @@
         <w:tblBorders/>
       </w:tblPr>
       <w:tcPr>
-        <w:shd w:color="ffffff"/>
-        <w:tcBorders>
-          <w:top w:val="none" w:color="000000" w:sz="4" w:space="0"/>
-          <w:left w:val="none" w:color="000000" w:sz="4" w:space="0"/>
-          <w:bottom w:val="none" w:color="000000" w:sz="4" w:space="0"/>
-          <w:right w:val="none" w:color="000000" w:sz="4" w:space="0"/>
-        </w:tcBorders>
-      </w:tcPr>
-    </w:tblStylePr>
-    <w:tblStylePr w:type="firstRow">
-      <w:rPr>
-        <w:b/>
-        <w:color w:val="404040"/>
-      </w:rPr>
-      <w:pPr>
-        <w:pBdr/>
-        <w:spacing/>
-        <w:ind/>
-      </w:pPr>
-      <w:tblPr>
-        <w:tblBorders/>
-      </w:tblPr>
-      <w:tcPr>
         <w:shd w:val="clear" w:color="ffffff"/>
         <w:tcBorders>
           <w:top w:val="none" w:color="000000" w:sz="4" w:space="0"/>
@@ -5843,30 +6086,7 @@
         </w:tcBorders>
       </w:tcPr>
     </w:tblStylePr>
-    <w:tblStylePr w:type="lastCol">
-      <w:rPr>
-        <w:i/>
-        <w:color w:val="404040"/>
-      </w:rPr>
-      <w:pPr>
-        <w:pBdr/>
-        <w:spacing/>
-        <w:ind/>
-      </w:pPr>
-      <w:tblPr>
-        <w:tblBorders/>
-      </w:tblPr>
-      <w:tcPr>
-        <w:shd w:color="ffffff"/>
-        <w:tcBorders>
-          <w:top w:val="none" w:color="000000" w:sz="4" w:space="0"/>
-          <w:left w:val="none" w:color="000000" w:sz="4" w:space="0"/>
-          <w:bottom w:val="none" w:color="000000" w:sz="4" w:space="0"/>
-          <w:right w:val="none" w:color="000000" w:sz="4" w:space="0"/>
-        </w:tcBorders>
-      </w:tcPr>
-    </w:tblStylePr>
-    <w:tblStylePr w:type="lastRow">
+    <w:tblStylePr w:type="firstRow">
       <w:rPr>
         <w:b/>
         <w:color w:val="404040"/>
@@ -5889,6 +6109,52 @@
         </w:tcBorders>
       </w:tcPr>
     </w:tblStylePr>
+    <w:tblStylePr w:type="lastCol">
+      <w:rPr>
+        <w:i/>
+        <w:color w:val="404040"/>
+      </w:rPr>
+      <w:pPr>
+        <w:pBdr/>
+        <w:spacing/>
+        <w:ind/>
+      </w:pPr>
+      <w:tblPr>
+        <w:tblBorders/>
+      </w:tblPr>
+      <w:tcPr>
+        <w:shd w:val="clear" w:color="ffffff"/>
+        <w:tcBorders>
+          <w:top w:val="none" w:color="000000" w:sz="4" w:space="0"/>
+          <w:left w:val="none" w:color="000000" w:sz="4" w:space="0"/>
+          <w:bottom w:val="none" w:color="000000" w:sz="4" w:space="0"/>
+          <w:right w:val="none" w:color="000000" w:sz="4" w:space="0"/>
+        </w:tcBorders>
+      </w:tcPr>
+    </w:tblStylePr>
+    <w:tblStylePr w:type="lastRow">
+      <w:rPr>
+        <w:b/>
+        <w:color w:val="404040"/>
+      </w:rPr>
+      <w:pPr>
+        <w:pBdr/>
+        <w:spacing/>
+        <w:ind/>
+      </w:pPr>
+      <w:tblPr>
+        <w:tblBorders/>
+      </w:tblPr>
+      <w:tcPr>
+        <w:shd w:val="clear" w:color="ffffff"/>
+        <w:tcBorders>
+          <w:top w:val="none" w:color="000000" w:sz="4" w:space="0"/>
+          <w:left w:val="none" w:color="000000" w:sz="4" w:space="0"/>
+          <w:bottom w:val="none" w:color="000000" w:sz="4" w:space="0"/>
+          <w:right w:val="none" w:color="000000" w:sz="4" w:space="0"/>
+        </w:tcBorders>
+      </w:tcPr>
+    </w:tblStylePr>
     <w:tblStylePr w:type="nwCell">
       <w:pPr>
         <w:pBdr/>
@@ -5955,9 +6221,9 @@
       </w:tcPr>
     </w:tblStylePr>
   </w:style>
-  <w:style w:type="table" w:styleId="35">
+  <w:style w:type="table" w:styleId="726">
     <w:name w:val="Grid Table 3 - Accent 2"/>
-    <w:basedOn w:val="665"/>
+    <w:basedOn w:val="889"/>
     <w:uiPriority w:val="99"/>
     <w:pPr>
       <w:pBdr/>
@@ -6056,29 +6322,6 @@
         <w:tblBorders/>
       </w:tblPr>
       <w:tcPr>
-        <w:shd w:color="ffffff"/>
-        <w:tcBorders>
-          <w:top w:val="none" w:color="000000" w:sz="4" w:space="0"/>
-          <w:left w:val="none" w:color="000000" w:sz="4" w:space="0"/>
-          <w:bottom w:val="none" w:color="000000" w:sz="4" w:space="0"/>
-          <w:right w:val="none" w:color="000000" w:sz="4" w:space="0"/>
-        </w:tcBorders>
-      </w:tcPr>
-    </w:tblStylePr>
-    <w:tblStylePr w:type="firstRow">
-      <w:rPr>
-        <w:b/>
-        <w:color w:val="404040"/>
-      </w:rPr>
-      <w:pPr>
-        <w:pBdr/>
-        <w:spacing/>
-        <w:ind/>
-      </w:pPr>
-      <w:tblPr>
-        <w:tblBorders/>
-      </w:tblPr>
-      <w:tcPr>
         <w:shd w:val="clear" w:color="ffffff"/>
         <w:tcBorders>
           <w:top w:val="none" w:color="000000" w:sz="4" w:space="0"/>
@@ -6088,30 +6331,7 @@
         </w:tcBorders>
       </w:tcPr>
     </w:tblStylePr>
-    <w:tblStylePr w:type="lastCol">
-      <w:rPr>
-        <w:i/>
-        <w:color w:val="404040"/>
-      </w:rPr>
-      <w:pPr>
-        <w:pBdr/>
-        <w:spacing/>
-        <w:ind/>
-      </w:pPr>
-      <w:tblPr>
-        <w:tblBorders/>
-      </w:tblPr>
-      <w:tcPr>
-        <w:shd w:color="ffffff"/>
-        <w:tcBorders>
-          <w:top w:val="none" w:color="000000" w:sz="4" w:space="0"/>
-          <w:left w:val="none" w:color="000000" w:sz="4" w:space="0"/>
-          <w:bottom w:val="none" w:color="000000" w:sz="4" w:space="0"/>
-          <w:right w:val="none" w:color="000000" w:sz="4" w:space="0"/>
-        </w:tcBorders>
-      </w:tcPr>
-    </w:tblStylePr>
-    <w:tblStylePr w:type="lastRow">
+    <w:tblStylePr w:type="firstRow">
       <w:rPr>
         <w:b/>
         <w:color w:val="404040"/>
@@ -6134,6 +6354,52 @@
         </w:tcBorders>
       </w:tcPr>
     </w:tblStylePr>
+    <w:tblStylePr w:type="lastCol">
+      <w:rPr>
+        <w:i/>
+        <w:color w:val="404040"/>
+      </w:rPr>
+      <w:pPr>
+        <w:pBdr/>
+        <w:spacing/>
+        <w:ind/>
+      </w:pPr>
+      <w:tblPr>
+        <w:tblBorders/>
+      </w:tblPr>
+      <w:tcPr>
+        <w:shd w:val="clear" w:color="ffffff"/>
+        <w:tcBorders>
+          <w:top w:val="none" w:color="000000" w:sz="4" w:space="0"/>
+          <w:left w:val="none" w:color="000000" w:sz="4" w:space="0"/>
+          <w:bottom w:val="none" w:color="000000" w:sz="4" w:space="0"/>
+          <w:right w:val="none" w:color="000000" w:sz="4" w:space="0"/>
+        </w:tcBorders>
+      </w:tcPr>
+    </w:tblStylePr>
+    <w:tblStylePr w:type="lastRow">
+      <w:rPr>
+        <w:b/>
+        <w:color w:val="404040"/>
+      </w:rPr>
+      <w:pPr>
+        <w:pBdr/>
+        <w:spacing/>
+        <w:ind/>
+      </w:pPr>
+      <w:tblPr>
+        <w:tblBorders/>
+      </w:tblPr>
+      <w:tcPr>
+        <w:shd w:val="clear" w:color="ffffff"/>
+        <w:tcBorders>
+          <w:top w:val="none" w:color="000000" w:sz="4" w:space="0"/>
+          <w:left w:val="none" w:color="000000" w:sz="4" w:space="0"/>
+          <w:bottom w:val="none" w:color="000000" w:sz="4" w:space="0"/>
+          <w:right w:val="none" w:color="000000" w:sz="4" w:space="0"/>
+        </w:tcBorders>
+      </w:tcPr>
+    </w:tblStylePr>
     <w:tblStylePr w:type="nwCell">
       <w:pPr>
         <w:pBdr/>
@@ -6200,9 +6466,9 @@
       </w:tcPr>
     </w:tblStylePr>
   </w:style>
-  <w:style w:type="table" w:styleId="36">
+  <w:style w:type="table" w:styleId="727">
     <w:name w:val="Grid Table 3 - Accent 3"/>
-    <w:basedOn w:val="665"/>
+    <w:basedOn w:val="889"/>
     <w:uiPriority w:val="99"/>
     <w:pPr>
       <w:pBdr/>
@@ -6301,29 +6567,6 @@
         <w:tblBorders/>
       </w:tblPr>
       <w:tcPr>
-        <w:shd w:color="ffffff"/>
-        <w:tcBorders>
-          <w:top w:val="none" w:color="000000" w:sz="4" w:space="0"/>
-          <w:left w:val="none" w:color="000000" w:sz="4" w:space="0"/>
-          <w:bottom w:val="none" w:color="000000" w:sz="4" w:space="0"/>
-          <w:right w:val="none" w:color="000000" w:sz="4" w:space="0"/>
-        </w:tcBorders>
-      </w:tcPr>
-    </w:tblStylePr>
-    <w:tblStylePr w:type="firstRow">
-      <w:rPr>
-        <w:b/>
-        <w:color w:val="404040"/>
-      </w:rPr>
-      <w:pPr>
-        <w:pBdr/>
-        <w:spacing/>
-        <w:ind/>
-      </w:pPr>
-      <w:tblPr>
-        <w:tblBorders/>
-      </w:tblPr>
-      <w:tcPr>
         <w:shd w:val="clear" w:color="ffffff"/>
         <w:tcBorders>
           <w:top w:val="none" w:color="000000" w:sz="4" w:space="0"/>
@@ -6333,30 +6576,7 @@
         </w:tcBorders>
       </w:tcPr>
     </w:tblStylePr>
-    <w:tblStylePr w:type="lastCol">
-      <w:rPr>
-        <w:i/>
-        <w:color w:val="404040"/>
-      </w:rPr>
-      <w:pPr>
-        <w:pBdr/>
-        <w:spacing/>
-        <w:ind/>
-      </w:pPr>
-      <w:tblPr>
-        <w:tblBorders/>
-      </w:tblPr>
-      <w:tcPr>
-        <w:shd w:color="ffffff"/>
-        <w:tcBorders>
-          <w:top w:val="none" w:color="000000" w:sz="4" w:space="0"/>
-          <w:left w:val="none" w:color="000000" w:sz="4" w:space="0"/>
-          <w:bottom w:val="none" w:color="000000" w:sz="4" w:space="0"/>
-          <w:right w:val="none" w:color="000000" w:sz="4" w:space="0"/>
-        </w:tcBorders>
-      </w:tcPr>
-    </w:tblStylePr>
-    <w:tblStylePr w:type="lastRow">
+    <w:tblStylePr w:type="firstRow">
       <w:rPr>
         <w:b/>
         <w:color w:val="404040"/>
@@ -6379,6 +6599,52 @@
         </w:tcBorders>
       </w:tcPr>
     </w:tblStylePr>
+    <w:tblStylePr w:type="lastCol">
+      <w:rPr>
+        <w:i/>
+        <w:color w:val="404040"/>
+      </w:rPr>
+      <w:pPr>
+        <w:pBdr/>
+        <w:spacing/>
+        <w:ind/>
+      </w:pPr>
+      <w:tblPr>
+        <w:tblBorders/>
+      </w:tblPr>
+      <w:tcPr>
+        <w:shd w:val="clear" w:color="ffffff"/>
+        <w:tcBorders>
+          <w:top w:val="none" w:color="000000" w:sz="4" w:space="0"/>
+          <w:left w:val="none" w:color="000000" w:sz="4" w:space="0"/>
+          <w:bottom w:val="none" w:color="000000" w:sz="4" w:space="0"/>
+          <w:right w:val="none" w:color="000000" w:sz="4" w:space="0"/>
+        </w:tcBorders>
+      </w:tcPr>
+    </w:tblStylePr>
+    <w:tblStylePr w:type="lastRow">
+      <w:rPr>
+        <w:b/>
+        <w:color w:val="404040"/>
+      </w:rPr>
+      <w:pPr>
+        <w:pBdr/>
+        <w:spacing/>
+        <w:ind/>
+      </w:pPr>
+      <w:tblPr>
+        <w:tblBorders/>
+      </w:tblPr>
+      <w:tcPr>
+        <w:shd w:val="clear" w:color="ffffff"/>
+        <w:tcBorders>
+          <w:top w:val="none" w:color="000000" w:sz="4" w:space="0"/>
+          <w:left w:val="none" w:color="000000" w:sz="4" w:space="0"/>
+          <w:bottom w:val="none" w:color="000000" w:sz="4" w:space="0"/>
+          <w:right w:val="none" w:color="000000" w:sz="4" w:space="0"/>
+        </w:tcBorders>
+      </w:tcPr>
+    </w:tblStylePr>
     <w:tblStylePr w:type="nwCell">
       <w:pPr>
         <w:pBdr/>
@@ -6445,9 +6711,9 @@
       </w:tcPr>
     </w:tblStylePr>
   </w:style>
-  <w:style w:type="table" w:styleId="37">
+  <w:style w:type="table" w:styleId="728">
     <w:name w:val="Grid Table 3 - Accent 4"/>
-    <w:basedOn w:val="665"/>
+    <w:basedOn w:val="889"/>
     <w:uiPriority w:val="99"/>
     <w:pPr>
       <w:pBdr/>
@@ -6546,29 +6812,6 @@
         <w:tblBorders/>
       </w:tblPr>
       <w:tcPr>
-        <w:shd w:color="ffffff"/>
-        <w:tcBorders>
-          <w:top w:val="none" w:color="000000" w:sz="4" w:space="0"/>
-          <w:left w:val="none" w:color="000000" w:sz="4" w:space="0"/>
-          <w:bottom w:val="none" w:color="000000" w:sz="4" w:space="0"/>
-          <w:right w:val="none" w:color="000000" w:sz="4" w:space="0"/>
-        </w:tcBorders>
-      </w:tcPr>
-    </w:tblStylePr>
-    <w:tblStylePr w:type="firstRow">
-      <w:rPr>
-        <w:b/>
-        <w:color w:val="404040"/>
-      </w:rPr>
-      <w:pPr>
-        <w:pBdr/>
-        <w:spacing/>
-        <w:ind/>
-      </w:pPr>
-      <w:tblPr>
-        <w:tblBorders/>
-      </w:tblPr>
-      <w:tcPr>
         <w:shd w:val="clear" w:color="ffffff"/>
         <w:tcBorders>
           <w:top w:val="none" w:color="000000" w:sz="4" w:space="0"/>
@@ -6578,30 +6821,7 @@
         </w:tcBorders>
       </w:tcPr>
     </w:tblStylePr>
-    <w:tblStylePr w:type="lastCol">
-      <w:rPr>
-        <w:i/>
-        <w:color w:val="404040"/>
-      </w:rPr>
-      <w:pPr>
-        <w:pBdr/>
-        <w:spacing/>
-        <w:ind/>
-      </w:pPr>
-      <w:tblPr>
-        <w:tblBorders/>
-      </w:tblPr>
-      <w:tcPr>
-        <w:shd w:color="ffffff"/>
-        <w:tcBorders>
-          <w:top w:val="none" w:color="000000" w:sz="4" w:space="0"/>
-          <w:left w:val="none" w:color="000000" w:sz="4" w:space="0"/>
-          <w:bottom w:val="none" w:color="000000" w:sz="4" w:space="0"/>
-          <w:right w:val="none" w:color="000000" w:sz="4" w:space="0"/>
-        </w:tcBorders>
-      </w:tcPr>
-    </w:tblStylePr>
-    <w:tblStylePr w:type="lastRow">
+    <w:tblStylePr w:type="firstRow">
       <w:rPr>
         <w:b/>
         <w:color w:val="404040"/>
@@ -6624,6 +6844,52 @@
         </w:tcBorders>
       </w:tcPr>
     </w:tblStylePr>
+    <w:tblStylePr w:type="lastCol">
+      <w:rPr>
+        <w:i/>
+        <w:color w:val="404040"/>
+      </w:rPr>
+      <w:pPr>
+        <w:pBdr/>
+        <w:spacing/>
+        <w:ind/>
+      </w:pPr>
+      <w:tblPr>
+        <w:tblBorders/>
+      </w:tblPr>
+      <w:tcPr>
+        <w:shd w:val="clear" w:color="ffffff"/>
+        <w:tcBorders>
+          <w:top w:val="none" w:color="000000" w:sz="4" w:space="0"/>
+          <w:left w:val="none" w:color="000000" w:sz="4" w:space="0"/>
+          <w:bottom w:val="none" w:color="000000" w:sz="4" w:space="0"/>
+          <w:right w:val="none" w:color="000000" w:sz="4" w:space="0"/>
+        </w:tcBorders>
+      </w:tcPr>
+    </w:tblStylePr>
+    <w:tblStylePr w:type="lastRow">
+      <w:rPr>
+        <w:b/>
+        <w:color w:val="404040"/>
+      </w:rPr>
+      <w:pPr>
+        <w:pBdr/>
+        <w:spacing/>
+        <w:ind/>
+      </w:pPr>
+      <w:tblPr>
+        <w:tblBorders/>
+      </w:tblPr>
+      <w:tcPr>
+        <w:shd w:val="clear" w:color="ffffff"/>
+        <w:tcBorders>
+          <w:top w:val="none" w:color="000000" w:sz="4" w:space="0"/>
+          <w:left w:val="none" w:color="000000" w:sz="4" w:space="0"/>
+          <w:bottom w:val="none" w:color="000000" w:sz="4" w:space="0"/>
+          <w:right w:val="none" w:color="000000" w:sz="4" w:space="0"/>
+        </w:tcBorders>
+      </w:tcPr>
+    </w:tblStylePr>
     <w:tblStylePr w:type="nwCell">
       <w:pPr>
         <w:pBdr/>
@@ -6690,9 +6956,9 @@
       </w:tcPr>
     </w:tblStylePr>
   </w:style>
-  <w:style w:type="table" w:styleId="38">
+  <w:style w:type="table" w:styleId="729">
     <w:name w:val="Grid Table 3 - Accent 5"/>
-    <w:basedOn w:val="665"/>
+    <w:basedOn w:val="889"/>
     <w:uiPriority w:val="99"/>
     <w:pPr>
       <w:pBdr/>
@@ -6791,29 +7057,6 @@
         <w:tblBorders/>
       </w:tblPr>
       <w:tcPr>
-        <w:shd w:color="ffffff"/>
-        <w:tcBorders>
-          <w:top w:val="none" w:color="000000" w:sz="4" w:space="0"/>
-          <w:left w:val="none" w:color="000000" w:sz="4" w:space="0"/>
-          <w:bottom w:val="none" w:color="000000" w:sz="4" w:space="0"/>
-          <w:right w:val="none" w:color="000000" w:sz="4" w:space="0"/>
-        </w:tcBorders>
-      </w:tcPr>
-    </w:tblStylePr>
-    <w:tblStylePr w:type="firstRow">
-      <w:rPr>
-        <w:b/>
-        <w:color w:val="404040"/>
-      </w:rPr>
-      <w:pPr>
-        <w:pBdr/>
-        <w:spacing/>
-        <w:ind/>
-      </w:pPr>
-      <w:tblPr>
-        <w:tblBorders/>
-      </w:tblPr>
-      <w:tcPr>
         <w:shd w:val="clear" w:color="ffffff"/>
         <w:tcBorders>
           <w:top w:val="none" w:color="000000" w:sz="4" w:space="0"/>
@@ -6823,30 +7066,7 @@
         </w:tcBorders>
       </w:tcPr>
     </w:tblStylePr>
-    <w:tblStylePr w:type="lastCol">
-      <w:rPr>
-        <w:i/>
-        <w:color w:val="404040"/>
-      </w:rPr>
-      <w:pPr>
-        <w:pBdr/>
-        <w:spacing/>
-        <w:ind/>
-      </w:pPr>
-      <w:tblPr>
-        <w:tblBorders/>
-      </w:tblPr>
-      <w:tcPr>
-        <w:shd w:color="ffffff"/>
-        <w:tcBorders>
-          <w:top w:val="none" w:color="000000" w:sz="4" w:space="0"/>
-          <w:left w:val="none" w:color="000000" w:sz="4" w:space="0"/>
-          <w:bottom w:val="none" w:color="000000" w:sz="4" w:space="0"/>
-          <w:right w:val="none" w:color="000000" w:sz="4" w:space="0"/>
-        </w:tcBorders>
-      </w:tcPr>
-    </w:tblStylePr>
-    <w:tblStylePr w:type="lastRow">
+    <w:tblStylePr w:type="firstRow">
       <w:rPr>
         <w:b/>
         <w:color w:val="404040"/>
@@ -6869,6 +7089,52 @@
         </w:tcBorders>
       </w:tcPr>
     </w:tblStylePr>
+    <w:tblStylePr w:type="lastCol">
+      <w:rPr>
+        <w:i/>
+        <w:color w:val="404040"/>
+      </w:rPr>
+      <w:pPr>
+        <w:pBdr/>
+        <w:spacing/>
+        <w:ind/>
+      </w:pPr>
+      <w:tblPr>
+        <w:tblBorders/>
+      </w:tblPr>
+      <w:tcPr>
+        <w:shd w:val="clear" w:color="ffffff"/>
+        <w:tcBorders>
+          <w:top w:val="none" w:color="000000" w:sz="4" w:space="0"/>
+          <w:left w:val="none" w:color="000000" w:sz="4" w:space="0"/>
+          <w:bottom w:val="none" w:color="000000" w:sz="4" w:space="0"/>
+          <w:right w:val="none" w:color="000000" w:sz="4" w:space="0"/>
+        </w:tcBorders>
+      </w:tcPr>
+    </w:tblStylePr>
+    <w:tblStylePr w:type="lastRow">
+      <w:rPr>
+        <w:b/>
+        <w:color w:val="404040"/>
+      </w:rPr>
+      <w:pPr>
+        <w:pBdr/>
+        <w:spacing/>
+        <w:ind/>
+      </w:pPr>
+      <w:tblPr>
+        <w:tblBorders/>
+      </w:tblPr>
+      <w:tcPr>
+        <w:shd w:val="clear" w:color="ffffff"/>
+        <w:tcBorders>
+          <w:top w:val="none" w:color="000000" w:sz="4" w:space="0"/>
+          <w:left w:val="none" w:color="000000" w:sz="4" w:space="0"/>
+          <w:bottom w:val="none" w:color="000000" w:sz="4" w:space="0"/>
+          <w:right w:val="none" w:color="000000" w:sz="4" w:space="0"/>
+        </w:tcBorders>
+      </w:tcPr>
+    </w:tblStylePr>
     <w:tblStylePr w:type="nwCell">
       <w:pPr>
         <w:pBdr/>
@@ -6935,9 +7201,9 @@
       </w:tcPr>
     </w:tblStylePr>
   </w:style>
-  <w:style w:type="table" w:styleId="39">
+  <w:style w:type="table" w:styleId="730">
     <w:name w:val="Grid Table 3 - Accent 6"/>
-    <w:basedOn w:val="665"/>
+    <w:basedOn w:val="889"/>
     <w:uiPriority w:val="99"/>
     <w:pPr>
       <w:pBdr/>
@@ -7036,29 +7302,6 @@
         <w:tblBorders/>
       </w:tblPr>
       <w:tcPr>
-        <w:shd w:color="ffffff"/>
-        <w:tcBorders>
-          <w:top w:val="none" w:color="000000" w:sz="4" w:space="0"/>
-          <w:left w:val="none" w:color="000000" w:sz="4" w:space="0"/>
-          <w:bottom w:val="none" w:color="000000" w:sz="4" w:space="0"/>
-          <w:right w:val="none" w:color="000000" w:sz="4" w:space="0"/>
-        </w:tcBorders>
-      </w:tcPr>
-    </w:tblStylePr>
-    <w:tblStylePr w:type="firstRow">
-      <w:rPr>
-        <w:b/>
-        <w:color w:val="404040"/>
-      </w:rPr>
-      <w:pPr>
-        <w:pBdr/>
-        <w:spacing/>
-        <w:ind/>
-      </w:pPr>
-      <w:tblPr>
-        <w:tblBorders/>
-      </w:tblPr>
-      <w:tcPr>
         <w:shd w:val="clear" w:color="ffffff"/>
         <w:tcBorders>
           <w:top w:val="none" w:color="000000" w:sz="4" w:space="0"/>
@@ -7068,30 +7311,7 @@
         </w:tcBorders>
       </w:tcPr>
     </w:tblStylePr>
-    <w:tblStylePr w:type="lastCol">
-      <w:rPr>
-        <w:i/>
-        <w:color w:val="404040"/>
-      </w:rPr>
-      <w:pPr>
-        <w:pBdr/>
-        <w:spacing/>
-        <w:ind/>
-      </w:pPr>
-      <w:tblPr>
-        <w:tblBorders/>
-      </w:tblPr>
-      <w:tcPr>
-        <w:shd w:color="ffffff"/>
-        <w:tcBorders>
-          <w:top w:val="none" w:color="000000" w:sz="4" w:space="0"/>
-          <w:left w:val="none" w:color="000000" w:sz="4" w:space="0"/>
-          <w:bottom w:val="none" w:color="000000" w:sz="4" w:space="0"/>
-          <w:right w:val="none" w:color="000000" w:sz="4" w:space="0"/>
-        </w:tcBorders>
-      </w:tcPr>
-    </w:tblStylePr>
-    <w:tblStylePr w:type="lastRow">
+    <w:tblStylePr w:type="firstRow">
       <w:rPr>
         <w:b/>
         <w:color w:val="404040"/>
@@ -7114,6 +7334,52 @@
         </w:tcBorders>
       </w:tcPr>
     </w:tblStylePr>
+    <w:tblStylePr w:type="lastCol">
+      <w:rPr>
+        <w:i/>
+        <w:color w:val="404040"/>
+      </w:rPr>
+      <w:pPr>
+        <w:pBdr/>
+        <w:spacing/>
+        <w:ind/>
+      </w:pPr>
+      <w:tblPr>
+        <w:tblBorders/>
+      </w:tblPr>
+      <w:tcPr>
+        <w:shd w:val="clear" w:color="ffffff"/>
+        <w:tcBorders>
+          <w:top w:val="none" w:color="000000" w:sz="4" w:space="0"/>
+          <w:left w:val="none" w:color="000000" w:sz="4" w:space="0"/>
+          <w:bottom w:val="none" w:color="000000" w:sz="4" w:space="0"/>
+          <w:right w:val="none" w:color="000000" w:sz="4" w:space="0"/>
+        </w:tcBorders>
+      </w:tcPr>
+    </w:tblStylePr>
+    <w:tblStylePr w:type="lastRow">
+      <w:rPr>
+        <w:b/>
+        <w:color w:val="404040"/>
+      </w:rPr>
+      <w:pPr>
+        <w:pBdr/>
+        <w:spacing/>
+        <w:ind/>
+      </w:pPr>
+      <w:tblPr>
+        <w:tblBorders/>
+      </w:tblPr>
+      <w:tcPr>
+        <w:shd w:val="clear" w:color="ffffff"/>
+        <w:tcBorders>
+          <w:top w:val="none" w:color="000000" w:sz="4" w:space="0"/>
+          <w:left w:val="none" w:color="000000" w:sz="4" w:space="0"/>
+          <w:bottom w:val="none" w:color="000000" w:sz="4" w:space="0"/>
+          <w:right w:val="none" w:color="000000" w:sz="4" w:space="0"/>
+        </w:tcBorders>
+      </w:tcPr>
+    </w:tblStylePr>
     <w:tblStylePr w:type="nwCell">
       <w:pPr>
         <w:pBdr/>
@@ -7180,9 +7446,9 @@
       </w:tcPr>
     </w:tblStylePr>
   </w:style>
-  <w:style w:type="table" w:styleId="40">
+  <w:style w:type="table" w:styleId="731">
     <w:name w:val="Grid Table 4"/>
-    <w:basedOn w:val="665"/>
+    <w:basedOn w:val="889"/>
     <w:uiPriority w:val="59"/>
     <w:pPr>
       <w:pBdr/>
@@ -7413,9 +7679,9 @@
       </w:tcPr>
     </w:tblStylePr>
   </w:style>
-  <w:style w:type="table" w:styleId="41">
+  <w:style w:type="table" w:styleId="732">
     <w:name w:val="Grid Table 4 - Accent 1"/>
-    <w:basedOn w:val="665"/>
+    <w:basedOn w:val="889"/>
     <w:uiPriority w:val="59"/>
     <w:pPr>
       <w:pBdr/>
@@ -7646,9 +7912,9 @@
       </w:tcPr>
     </w:tblStylePr>
   </w:style>
-  <w:style w:type="table" w:styleId="42">
+  <w:style w:type="table" w:styleId="733">
     <w:name w:val="Grid Table 4 - Accent 2"/>
-    <w:basedOn w:val="665"/>
+    <w:basedOn w:val="889"/>
     <w:uiPriority w:val="59"/>
     <w:pPr>
       <w:pBdr/>
@@ -7879,9 +8145,9 @@
       </w:tcPr>
     </w:tblStylePr>
   </w:style>
-  <w:style w:type="table" w:styleId="43">
+  <w:style w:type="table" w:styleId="734">
     <w:name w:val="Grid Table 4 - Accent 3"/>
-    <w:basedOn w:val="665"/>
+    <w:basedOn w:val="889"/>
     <w:uiPriority w:val="59"/>
     <w:pPr>
       <w:pBdr/>
@@ -8112,9 +8378,9 @@
       </w:tcPr>
     </w:tblStylePr>
   </w:style>
-  <w:style w:type="table" w:styleId="44">
+  <w:style w:type="table" w:styleId="735">
     <w:name w:val="Grid Table 4 - Accent 4"/>
-    <w:basedOn w:val="665"/>
+    <w:basedOn w:val="889"/>
     <w:uiPriority w:val="59"/>
     <w:pPr>
       <w:pBdr/>
@@ -8345,9 +8611,9 @@
       </w:tcPr>
     </w:tblStylePr>
   </w:style>
-  <w:style w:type="table" w:styleId="45">
+  <w:style w:type="table" w:styleId="736">
     <w:name w:val="Grid Table 4 - Accent 5"/>
-    <w:basedOn w:val="665"/>
+    <w:basedOn w:val="889"/>
     <w:uiPriority w:val="59"/>
     <w:pPr>
       <w:pBdr/>
@@ -8578,9 +8844,9 @@
       </w:tcPr>
     </w:tblStylePr>
   </w:style>
-  <w:style w:type="table" w:styleId="46">
+  <w:style w:type="table" w:styleId="737">
     <w:name w:val="Grid Table 4 - Accent 6"/>
-    <w:basedOn w:val="665"/>
+    <w:basedOn w:val="889"/>
     <w:uiPriority w:val="59"/>
     <w:pPr>
       <w:pBdr/>
@@ -8811,9 +9077,9 @@
       </w:tcPr>
     </w:tblStylePr>
   </w:style>
-  <w:style w:type="table" w:styleId="47">
+  <w:style w:type="table" w:styleId="738">
     <w:name w:val="Grid Table 5 Dark"/>
-    <w:basedOn w:val="665"/>
+    <w:basedOn w:val="889"/>
     <w:uiPriority w:val="99"/>
     <w:pPr>
       <w:pBdr/>
@@ -9039,9 +9305,9 @@
       </w:tcPr>
     </w:tblStylePr>
   </w:style>
-  <w:style w:type="table" w:styleId="48">
+  <w:style w:type="table" w:styleId="739">
     <w:name w:val="Grid Table 5 Dark- Accent 1"/>
-    <w:basedOn w:val="665"/>
+    <w:basedOn w:val="889"/>
     <w:uiPriority w:val="99"/>
     <w:pPr>
       <w:pBdr/>
@@ -9267,9 +9533,9 @@
       </w:tcPr>
     </w:tblStylePr>
   </w:style>
-  <w:style w:type="table" w:styleId="49">
+  <w:style w:type="table" w:styleId="740">
     <w:name w:val="Grid Table 5 Dark - Accent 2"/>
-    <w:basedOn w:val="665"/>
+    <w:basedOn w:val="889"/>
     <w:uiPriority w:val="99"/>
     <w:pPr>
       <w:pBdr/>
@@ -9495,9 +9761,9 @@
       </w:tcPr>
     </w:tblStylePr>
   </w:style>
-  <w:style w:type="table" w:styleId="50">
+  <w:style w:type="table" w:styleId="741">
     <w:name w:val="Grid Table 5 Dark - Accent 3"/>
-    <w:basedOn w:val="665"/>
+    <w:basedOn w:val="889"/>
     <w:uiPriority w:val="99"/>
     <w:pPr>
       <w:pBdr/>
@@ -9723,9 +9989,9 @@
       </w:tcPr>
     </w:tblStylePr>
   </w:style>
-  <w:style w:type="table" w:styleId="51">
+  <w:style w:type="table" w:styleId="742">
     <w:name w:val="Grid Table 5 Dark- Accent 4"/>
-    <w:basedOn w:val="665"/>
+    <w:basedOn w:val="889"/>
     <w:uiPriority w:val="99"/>
     <w:pPr>
       <w:pBdr/>
@@ -9951,9 +10217,9 @@
       </w:tcPr>
     </w:tblStylePr>
   </w:style>
-  <w:style w:type="table" w:styleId="52">
+  <w:style w:type="table" w:styleId="743">
     <w:name w:val="Grid Table 5 Dark - Accent 5"/>
-    <w:basedOn w:val="665"/>
+    <w:basedOn w:val="889"/>
     <w:uiPriority w:val="99"/>
     <w:pPr>
       <w:pBdr/>
@@ -10179,9 +10445,9 @@
       </w:tcPr>
     </w:tblStylePr>
   </w:style>
-  <w:style w:type="table" w:styleId="53">
+  <w:style w:type="table" w:styleId="744">
     <w:name w:val="Grid Table 5 Dark - Accent 6"/>
-    <w:basedOn w:val="665"/>
+    <w:basedOn w:val="889"/>
     <w:uiPriority w:val="99"/>
     <w:pPr>
       <w:pBdr/>
@@ -10407,9 +10673,9 @@
       </w:tcPr>
     </w:tblStylePr>
   </w:style>
-  <w:style w:type="table" w:styleId="54">
+  <w:style w:type="table" w:styleId="745">
     <w:name w:val="Grid Table 6 Colorful"/>
-    <w:basedOn w:val="665"/>
+    <w:basedOn w:val="889"/>
     <w:uiPriority w:val="99"/>
     <w:pPr>
       <w:pBdr/>
@@ -10637,9 +10903,9 @@
       </w:tcPr>
     </w:tblStylePr>
   </w:style>
-  <w:style w:type="table" w:styleId="55">
+  <w:style w:type="table" w:styleId="746">
     <w:name w:val="Grid Table 6 Colorful - Accent 1"/>
-    <w:basedOn w:val="665"/>
+    <w:basedOn w:val="889"/>
     <w:uiPriority w:val="99"/>
     <w:pPr>
       <w:pBdr/>
@@ -10867,9 +11133,9 @@
       </w:tcPr>
     </w:tblStylePr>
   </w:style>
-  <w:style w:type="table" w:styleId="56">
+  <w:style w:type="table" w:styleId="747">
     <w:name w:val="Grid Table 6 Colorful - Accent 2"/>
-    <w:basedOn w:val="665"/>
+    <w:basedOn w:val="889"/>
     <w:uiPriority w:val="99"/>
     <w:pPr>
       <w:pBdr/>
@@ -11097,9 +11363,9 @@
       </w:tcPr>
     </w:tblStylePr>
   </w:style>
-  <w:style w:type="table" w:styleId="57">
+  <w:style w:type="table" w:styleId="748">
     <w:name w:val="Grid Table 6 Colorful - Accent 3"/>
-    <w:basedOn w:val="665"/>
+    <w:basedOn w:val="889"/>
     <w:uiPriority w:val="99"/>
     <w:pPr>
       <w:pBdr/>
@@ -11327,9 +11593,9 @@
       </w:tcPr>
     </w:tblStylePr>
   </w:style>
-  <w:style w:type="table" w:styleId="58">
+  <w:style w:type="table" w:styleId="749">
     <w:name w:val="Grid Table 6 Colorful - Accent 4"/>
-    <w:basedOn w:val="665"/>
+    <w:basedOn w:val="889"/>
     <w:uiPriority w:val="99"/>
     <w:pPr>
       <w:pBdr/>
@@ -11557,9 +11823,9 @@
       </w:tcPr>
     </w:tblStylePr>
   </w:style>
-  <w:style w:type="table" w:styleId="59">
+  <w:style w:type="table" w:styleId="750">
     <w:name w:val="Grid Table 6 Colorful - Accent 5"/>
-    <w:basedOn w:val="665"/>
+    <w:basedOn w:val="889"/>
     <w:uiPriority w:val="99"/>
     <w:pPr>
       <w:pBdr/>
@@ -11787,9 +12053,9 @@
       </w:tcPr>
     </w:tblStylePr>
   </w:style>
-  <w:style w:type="table" w:styleId="60">
+  <w:style w:type="table" w:styleId="751">
     <w:name w:val="Grid Table 6 Colorful - Accent 6"/>
-    <w:basedOn w:val="665"/>
+    <w:basedOn w:val="889"/>
     <w:uiPriority w:val="99"/>
     <w:pPr>
       <w:pBdr/>
@@ -12017,9 +12283,9 @@
       </w:tcPr>
     </w:tblStylePr>
   </w:style>
-  <w:style w:type="table" w:styleId="61">
+  <w:style w:type="table" w:styleId="752">
     <w:name w:val="Grid Table 7 Colorful"/>
-    <w:basedOn w:val="665"/>
+    <w:basedOn w:val="889"/>
     <w:uiPriority w:val="99"/>
     <w:pPr>
       <w:pBdr/>
@@ -12121,11 +12387,11 @@
         <w:tblBorders/>
       </w:tblPr>
       <w:tcPr>
-        <w:shd w:color="ffffff"/>
+        <w:shd w:val="clear" w:color="ffffff"/>
         <w:tcBorders>
-          <w:top w:val="none"/>
-          <w:left w:val="none"/>
-          <w:bottom w:val="none"/>
+          <w:top w:val="none" w:color="000000" w:sz="4" w:space="0"/>
+          <w:left w:val="none" w:color="000000" w:sz="4" w:space="0"/>
+          <w:bottom w:val="none" w:color="000000" w:sz="4" w:space="0"/>
           <w:right w:val="single" w:color="000000" w:themeColor="text1" w:themeTint="80" w:sz="4" w:space="0"/>
         </w:tcBorders>
       </w:tcPr>
@@ -12148,10 +12414,10 @@
       <w:tcPr>
         <w:shd w:val="clear" w:color="ffffff" w:themeColor="light1" w:fill="ffffff" w:themeFill="light1"/>
         <w:tcBorders>
-          <w:top w:val="none"/>
-          <w:left w:val="none"/>
+          <w:top w:val="none" w:color="000000" w:sz="4" w:space="0"/>
+          <w:left w:val="none" w:color="000000" w:sz="4" w:space="0"/>
           <w:bottom w:val="single" w:color="000000" w:themeColor="text1" w:themeTint="80" w:sz="4" w:space="0"/>
-          <w:right w:val="none"/>
+          <w:right w:val="none" w:color="000000" w:sz="4" w:space="0"/>
         </w:tcBorders>
       </w:tcPr>
     </w:tblStylePr>
@@ -12171,12 +12437,12 @@
         <w:tblBorders/>
       </w:tblPr>
       <w:tcPr>
-        <w:shd w:color="ffffff"/>
+        <w:shd w:val="clear" w:color="ffffff"/>
         <w:tcBorders>
-          <w:top w:val="none"/>
+          <w:top w:val="none" w:color="000000" w:sz="4" w:space="0"/>
           <w:left w:val="single" w:color="000000" w:themeColor="text1" w:themeTint="80" w:sz="4" w:space="0"/>
-          <w:bottom w:val="none"/>
-          <w:right w:val="none"/>
+          <w:bottom w:val="none" w:color="000000" w:sz="4" w:space="0"/>
+          <w:right w:val="none" w:color="000000" w:sz="4" w:space="0"/>
         </w:tcBorders>
       </w:tcPr>
     </w:tblStylePr>
@@ -12199,9 +12465,9 @@
         <w:shd w:val="clear" w:color="ffffff" w:themeColor="light1" w:fill="ffffff" w:themeFill="light1"/>
         <w:tcBorders>
           <w:top w:val="single" w:color="000000" w:themeColor="text1" w:themeTint="80" w:sz="4" w:space="0"/>
-          <w:left w:val="none"/>
-          <w:bottom w:val="none"/>
-          <w:right w:val="none"/>
+          <w:left w:val="none" w:color="000000" w:sz="4" w:space="0"/>
+          <w:bottom w:val="none" w:color="000000" w:sz="4" w:space="0"/>
+          <w:right w:val="none" w:color="000000" w:sz="4" w:space="0"/>
         </w:tcBorders>
       </w:tcPr>
     </w:tblStylePr>
@@ -12271,9 +12537,9 @@
       </w:tcPr>
     </w:tblStylePr>
   </w:style>
-  <w:style w:type="table" w:styleId="62">
+  <w:style w:type="table" w:styleId="753">
     <w:name w:val="Grid Table 7 Colorful - Accent 1"/>
-    <w:basedOn w:val="665"/>
+    <w:basedOn w:val="889"/>
     <w:uiPriority w:val="99"/>
     <w:pPr>
       <w:pBdr/>
@@ -12375,11 +12641,11 @@
         <w:tblBorders/>
       </w:tblPr>
       <w:tcPr>
-        <w:shd w:color="ffffff"/>
+        <w:shd w:val="clear" w:color="ffffff"/>
         <w:tcBorders>
-          <w:top w:val="none"/>
-          <w:left w:val="none"/>
-          <w:bottom w:val="none"/>
+          <w:top w:val="none" w:color="000000" w:sz="4" w:space="0"/>
+          <w:left w:val="none" w:color="000000" w:sz="4" w:space="0"/>
+          <w:bottom w:val="none" w:color="000000" w:sz="4" w:space="0"/>
           <w:right w:val="single" w:color="000000" w:themeColor="accent1" w:themeTint="80" w:sz="4" w:space="0"/>
         </w:tcBorders>
       </w:tcPr>
@@ -12402,10 +12668,10 @@
       <w:tcPr>
         <w:shd w:val="clear" w:color="ffffff" w:themeColor="light1" w:fill="ffffff" w:themeFill="light1"/>
         <w:tcBorders>
-          <w:top w:val="none"/>
-          <w:left w:val="none"/>
+          <w:top w:val="none" w:color="000000" w:sz="4" w:space="0"/>
+          <w:left w:val="none" w:color="000000" w:sz="4" w:space="0"/>
           <w:bottom w:val="single" w:color="000000" w:themeColor="accent1" w:themeTint="80" w:sz="4" w:space="0"/>
-          <w:right w:val="none"/>
+          <w:right w:val="none" w:color="000000" w:sz="4" w:space="0"/>
         </w:tcBorders>
       </w:tcPr>
     </w:tblStylePr>
@@ -12425,12 +12691,12 @@
         <w:tblBorders/>
       </w:tblPr>
       <w:tcPr>
-        <w:shd w:color="ffffff"/>
+        <w:shd w:val="clear" w:color="ffffff"/>
         <w:tcBorders>
-          <w:top w:val="none"/>
+          <w:top w:val="none" w:color="000000" w:sz="4" w:space="0"/>
           <w:left w:val="single" w:color="000000" w:themeColor="accent1" w:themeTint="80" w:sz="4" w:space="0"/>
-          <w:bottom w:val="none"/>
-          <w:right w:val="none"/>
+          <w:bottom w:val="none" w:color="000000" w:sz="4" w:space="0"/>
+          <w:right w:val="none" w:color="000000" w:sz="4" w:space="0"/>
         </w:tcBorders>
       </w:tcPr>
     </w:tblStylePr>
@@ -12453,9 +12719,9 @@
         <w:shd w:val="clear" w:color="ffffff" w:themeColor="light1" w:fill="ffffff" w:themeFill="light1"/>
         <w:tcBorders>
           <w:top w:val="single" w:color="000000" w:themeColor="accent1" w:themeTint="80" w:sz="4" w:space="0"/>
-          <w:left w:val="none"/>
-          <w:bottom w:val="none"/>
-          <w:right w:val="none"/>
+          <w:left w:val="none" w:color="000000" w:sz="4" w:space="0"/>
+          <w:bottom w:val="none" w:color="000000" w:sz="4" w:space="0"/>
+          <w:right w:val="none" w:color="000000" w:sz="4" w:space="0"/>
         </w:tcBorders>
       </w:tcPr>
     </w:tblStylePr>
@@ -12525,9 +12791,9 @@
       </w:tcPr>
     </w:tblStylePr>
   </w:style>
-  <w:style w:type="table" w:styleId="63">
+  <w:style w:type="table" w:styleId="754">
     <w:name w:val="Grid Table 7 Colorful - Accent 2"/>
-    <w:basedOn w:val="665"/>
+    <w:basedOn w:val="889"/>
     <w:uiPriority w:val="99"/>
     <w:pPr>
       <w:pBdr/>
@@ -12629,11 +12895,11 @@
         <w:tblBorders/>
       </w:tblPr>
       <w:tcPr>
-        <w:shd w:color="ffffff"/>
+        <w:shd w:val="clear" w:color="ffffff"/>
         <w:tcBorders>
-          <w:top w:val="none"/>
-          <w:left w:val="none"/>
-          <w:bottom w:val="none"/>
+          <w:top w:val="none" w:color="000000" w:sz="4" w:space="0"/>
+          <w:left w:val="none" w:color="000000" w:sz="4" w:space="0"/>
+          <w:bottom w:val="none" w:color="000000" w:sz="4" w:space="0"/>
           <w:right w:val="single" w:color="000000" w:themeColor="accent2" w:themeTint="97" w:sz="4" w:space="0"/>
         </w:tcBorders>
       </w:tcPr>
@@ -12656,10 +12922,10 @@
       <w:tcPr>
         <w:shd w:val="clear" w:color="ffffff" w:themeColor="light1" w:fill="ffffff" w:themeFill="light1"/>
         <w:tcBorders>
-          <w:top w:val="none"/>
-          <w:left w:val="none"/>
+          <w:top w:val="none" w:color="000000" w:sz="4" w:space="0"/>
+          <w:left w:val="none" w:color="000000" w:sz="4" w:space="0"/>
           <w:bottom w:val="single" w:color="000000" w:themeColor="accent2" w:themeTint="97" w:sz="4" w:space="0"/>
-          <w:right w:val="none"/>
+          <w:right w:val="none" w:color="000000" w:sz="4" w:space="0"/>
         </w:tcBorders>
       </w:tcPr>
     </w:tblStylePr>
@@ -12679,12 +12945,12 @@
         <w:tblBorders/>
       </w:tblPr>
       <w:tcPr>
-        <w:shd w:color="ffffff"/>
+        <w:shd w:val="clear" w:color="ffffff"/>
         <w:tcBorders>
-          <w:top w:val="none"/>
+          <w:top w:val="none" w:color="000000" w:sz="4" w:space="0"/>
           <w:left w:val="single" w:color="000000" w:themeColor="accent2" w:themeTint="97" w:sz="4" w:space="0"/>
-          <w:bottom w:val="none"/>
-          <w:right w:val="none"/>
+          <w:bottom w:val="none" w:color="000000" w:sz="4" w:space="0"/>
+          <w:right w:val="none" w:color="000000" w:sz="4" w:space="0"/>
         </w:tcBorders>
       </w:tcPr>
     </w:tblStylePr>
@@ -12707,9 +12973,9 @@
         <w:shd w:val="clear" w:color="ffffff" w:themeColor="light1" w:fill="ffffff" w:themeFill="light1"/>
         <w:tcBorders>
           <w:top w:val="single" w:color="000000" w:themeColor="accent2" w:themeTint="97" w:sz="4" w:space="0"/>
-          <w:left w:val="none"/>
-          <w:bottom w:val="none"/>
-          <w:right w:val="none"/>
+          <w:left w:val="none" w:color="000000" w:sz="4" w:space="0"/>
+          <w:bottom w:val="none" w:color="000000" w:sz="4" w:space="0"/>
+          <w:right w:val="none" w:color="000000" w:sz="4" w:space="0"/>
         </w:tcBorders>
       </w:tcPr>
     </w:tblStylePr>
@@ -12779,9 +13045,9 @@
       </w:tcPr>
     </w:tblStylePr>
   </w:style>
-  <w:style w:type="table" w:styleId="64">
+  <w:style w:type="table" w:styleId="755">
     <w:name w:val="Grid Table 7 Colorful - Accent 3"/>
-    <w:basedOn w:val="665"/>
+    <w:basedOn w:val="889"/>
     <w:uiPriority w:val="99"/>
     <w:pPr>
       <w:pBdr/>
@@ -12883,11 +13149,11 @@
         <w:tblBorders/>
       </w:tblPr>
       <w:tcPr>
-        <w:shd w:color="ffffff"/>
+        <w:shd w:val="clear" w:color="ffffff"/>
         <w:tcBorders>
-          <w:top w:val="none"/>
-          <w:left w:val="none"/>
-          <w:bottom w:val="none"/>
+          <w:top w:val="none" w:color="000000" w:sz="4" w:space="0"/>
+          <w:left w:val="none" w:color="000000" w:sz="4" w:space="0"/>
+          <w:bottom w:val="none" w:color="000000" w:sz="4" w:space="0"/>
           <w:right w:val="single" w:color="000000" w:themeColor="accent3" w:themeTint="FE" w:sz="4" w:space="0"/>
         </w:tcBorders>
       </w:tcPr>
@@ -12910,10 +13176,10 @@
       <w:tcPr>
         <w:shd w:val="clear" w:color="ffffff" w:themeColor="light1" w:fill="ffffff" w:themeFill="light1"/>
         <w:tcBorders>
-          <w:top w:val="none"/>
-          <w:left w:val="none"/>
+          <w:top w:val="none" w:color="000000" w:sz="4" w:space="0"/>
+          <w:left w:val="none" w:color="000000" w:sz="4" w:space="0"/>
           <w:bottom w:val="single" w:color="000000" w:themeColor="accent3" w:themeTint="FE" w:sz="4" w:space="0"/>
-          <w:right w:val="none"/>
+          <w:right w:val="none" w:color="000000" w:sz="4" w:space="0"/>
         </w:tcBorders>
       </w:tcPr>
     </w:tblStylePr>
@@ -12933,12 +13199,12 @@
         <w:tblBorders/>
       </w:tblPr>
       <w:tcPr>
-        <w:shd w:color="ffffff"/>
+        <w:shd w:val="clear" w:color="ffffff"/>
         <w:tcBorders>
-          <w:top w:val="none"/>
+          <w:top w:val="none" w:color="000000" w:sz="4" w:space="0"/>
           <w:left w:val="single" w:color="000000" w:themeColor="accent3" w:themeTint="FE" w:sz="4" w:space="0"/>
-          <w:bottom w:val="none"/>
-          <w:right w:val="none"/>
+          <w:bottom w:val="none" w:color="000000" w:sz="4" w:space="0"/>
+          <w:right w:val="none" w:color="000000" w:sz="4" w:space="0"/>
         </w:tcBorders>
       </w:tcPr>
     </w:tblStylePr>
@@ -12961,9 +13227,9 @@
         <w:shd w:val="clear" w:color="ffffff" w:themeColor="light1" w:fill="ffffff" w:themeFill="light1"/>
         <w:tcBorders>
           <w:top w:val="single" w:color="000000" w:themeColor="accent3" w:themeTint="FE" w:sz="4" w:space="0"/>
-          <w:left w:val="none"/>
-          <w:bottom w:val="none"/>
-          <w:right w:val="none"/>
+          <w:left w:val="none" w:color="000000" w:sz="4" w:space="0"/>
+          <w:bottom w:val="none" w:color="000000" w:sz="4" w:space="0"/>
+          <w:right w:val="none" w:color="000000" w:sz="4" w:space="0"/>
         </w:tcBorders>
       </w:tcPr>
     </w:tblStylePr>
@@ -13033,9 +13299,9 @@
       </w:tcPr>
     </w:tblStylePr>
   </w:style>
-  <w:style w:type="table" w:styleId="65">
+  <w:style w:type="table" w:styleId="756">
     <w:name w:val="Grid Table 7 Colorful - Accent 4"/>
-    <w:basedOn w:val="665"/>
+    <w:basedOn w:val="889"/>
     <w:uiPriority w:val="99"/>
     <w:pPr>
       <w:pBdr/>
@@ -13137,11 +13403,11 @@
         <w:tblBorders/>
       </w:tblPr>
       <w:tcPr>
-        <w:shd w:color="ffffff"/>
+        <w:shd w:val="clear" w:color="ffffff"/>
         <w:tcBorders>
-          <w:top w:val="none"/>
-          <w:left w:val="none"/>
-          <w:bottom w:val="none"/>
+          <w:top w:val="none" w:color="000000" w:sz="4" w:space="0"/>
+          <w:left w:val="none" w:color="000000" w:sz="4" w:space="0"/>
+          <w:bottom w:val="none" w:color="000000" w:sz="4" w:space="0"/>
           <w:right w:val="single" w:color="000000" w:themeColor="accent4" w:themeTint="9A" w:sz="4" w:space="0"/>
         </w:tcBorders>
       </w:tcPr>
@@ -13164,10 +13430,10 @@
       <w:tcPr>
         <w:shd w:val="clear" w:color="ffffff" w:themeColor="light1" w:fill="ffffff" w:themeFill="light1"/>
         <w:tcBorders>
-          <w:top w:val="none"/>
-          <w:left w:val="none"/>
+          <w:top w:val="none" w:color="000000" w:sz="4" w:space="0"/>
+          <w:left w:val="none" w:color="000000" w:sz="4" w:space="0"/>
           <w:bottom w:val="single" w:color="000000" w:themeColor="accent4" w:themeTint="9A" w:sz="4" w:space="0"/>
-          <w:right w:val="none"/>
+          <w:right w:val="none" w:color="000000" w:sz="4" w:space="0"/>
         </w:tcBorders>
       </w:tcPr>
     </w:tblStylePr>
@@ -13187,12 +13453,12 @@
         <w:tblBorders/>
       </w:tblPr>
       <w:tcPr>
-        <w:shd w:color="ffffff"/>
+        <w:shd w:val="clear" w:color="ffffff"/>
         <w:tcBorders>
-          <w:top w:val="none"/>
+          <w:top w:val="none" w:color="000000" w:sz="4" w:space="0"/>
           <w:left w:val="single" w:color="000000" w:themeColor="accent4" w:themeTint="9A" w:sz="4" w:space="0"/>
-          <w:bottom w:val="none"/>
-          <w:right w:val="none"/>
+          <w:bottom w:val="none" w:color="000000" w:sz="4" w:space="0"/>
+          <w:right w:val="none" w:color="000000" w:sz="4" w:space="0"/>
         </w:tcBorders>
       </w:tcPr>
     </w:tblStylePr>
@@ -13215,9 +13481,9 @@
         <w:shd w:val="clear" w:color="ffffff" w:themeColor="light1" w:fill="ffffff" w:themeFill="light1"/>
         <w:tcBorders>
           <w:top w:val="single" w:color="000000" w:themeColor="accent4" w:themeTint="9A" w:sz="4" w:space="0"/>
-          <w:left w:val="none"/>
-          <w:bottom w:val="none"/>
-          <w:right w:val="none"/>
+          <w:left w:val="none" w:color="000000" w:sz="4" w:space="0"/>
+          <w:bottom w:val="none" w:color="000000" w:sz="4" w:space="0"/>
+          <w:right w:val="none" w:color="000000" w:sz="4" w:space="0"/>
         </w:tcBorders>
       </w:tcPr>
     </w:tblStylePr>
@@ -13287,9 +13553,9 @@
       </w:tcPr>
     </w:tblStylePr>
   </w:style>
-  <w:style w:type="table" w:styleId="66">
+  <w:style w:type="table" w:styleId="757">
     <w:name w:val="Grid Table 7 Colorful - Accent 5"/>
-    <w:basedOn w:val="665"/>
+    <w:basedOn w:val="889"/>
     <w:uiPriority w:val="99"/>
     <w:pPr>
       <w:pBdr/>
@@ -13391,11 +13657,11 @@
         <w:tblBorders/>
       </w:tblPr>
       <w:tcPr>
-        <w:shd w:color="ffffff"/>
+        <w:shd w:val="clear" w:color="ffffff"/>
         <w:tcBorders>
-          <w:top w:val="none"/>
-          <w:left w:val="none"/>
-          <w:bottom w:val="none"/>
+          <w:top w:val="none" w:color="000000" w:sz="4" w:space="0"/>
+          <w:left w:val="none" w:color="000000" w:sz="4" w:space="0"/>
+          <w:bottom w:val="none" w:color="000000" w:sz="4" w:space="0"/>
           <w:right w:val="single" w:color="000000" w:themeColor="accent5" w:themeTint="90" w:sz="4" w:space="0"/>
         </w:tcBorders>
       </w:tcPr>
@@ -13418,10 +13684,10 @@
       <w:tcPr>
         <w:shd w:val="clear" w:color="ffffff" w:themeColor="light1" w:fill="ffffff" w:themeFill="light1"/>
         <w:tcBorders>
-          <w:top w:val="none"/>
-          <w:left w:val="none"/>
+          <w:top w:val="none" w:color="000000" w:sz="4" w:space="0"/>
+          <w:left w:val="none" w:color="000000" w:sz="4" w:space="0"/>
           <w:bottom w:val="single" w:color="000000" w:themeColor="accent5" w:themeTint="90" w:sz="4" w:space="0"/>
-          <w:right w:val="none"/>
+          <w:right w:val="none" w:color="000000" w:sz="4" w:space="0"/>
         </w:tcBorders>
       </w:tcPr>
     </w:tblStylePr>
@@ -13441,12 +13707,12 @@
         <w:tblBorders/>
       </w:tblPr>
       <w:tcPr>
-        <w:shd w:color="ffffff"/>
+        <w:shd w:val="clear" w:color="ffffff"/>
         <w:tcBorders>
-          <w:top w:val="none"/>
+          <w:top w:val="none" w:color="000000" w:sz="4" w:space="0"/>
           <w:left w:val="single" w:color="000000" w:themeColor="accent5" w:themeTint="90" w:sz="4" w:space="0"/>
-          <w:bottom w:val="none"/>
-          <w:right w:val="none"/>
+          <w:bottom w:val="none" w:color="000000" w:sz="4" w:space="0"/>
+          <w:right w:val="none" w:color="000000" w:sz="4" w:space="0"/>
         </w:tcBorders>
       </w:tcPr>
     </w:tblStylePr>
@@ -13469,9 +13735,9 @@
         <w:shd w:val="clear" w:color="ffffff" w:themeColor="light1" w:fill="ffffff" w:themeFill="light1"/>
         <w:tcBorders>
           <w:top w:val="single" w:color="000000" w:themeColor="accent5" w:themeTint="90" w:sz="4" w:space="0"/>
-          <w:left w:val="none"/>
-          <w:bottom w:val="none"/>
-          <w:right w:val="none"/>
+          <w:left w:val="none" w:color="000000" w:sz="4" w:space="0"/>
+          <w:bottom w:val="none" w:color="000000" w:sz="4" w:space="0"/>
+          <w:right w:val="none" w:color="000000" w:sz="4" w:space="0"/>
         </w:tcBorders>
       </w:tcPr>
     </w:tblStylePr>
@@ -13541,9 +13807,9 @@
       </w:tcPr>
     </w:tblStylePr>
   </w:style>
-  <w:style w:type="table" w:styleId="67">
+  <w:style w:type="table" w:styleId="758">
     <w:name w:val="Grid Table 7 Colorful - Accent 6"/>
-    <w:basedOn w:val="665"/>
+    <w:basedOn w:val="889"/>
     <w:uiPriority w:val="99"/>
     <w:pPr>
       <w:pBdr/>
@@ -13645,11 +13911,11 @@
         <w:tblBorders/>
       </w:tblPr>
       <w:tcPr>
-        <w:shd w:color="ffffff"/>
+        <w:shd w:val="clear" w:color="ffffff"/>
         <w:tcBorders>
-          <w:top w:val="none"/>
-          <w:left w:val="none"/>
-          <w:bottom w:val="none"/>
+          <w:top w:val="none" w:color="000000" w:sz="4" w:space="0"/>
+          <w:left w:val="none" w:color="000000" w:sz="4" w:space="0"/>
+          <w:bottom w:val="none" w:color="000000" w:sz="4" w:space="0"/>
           <w:right w:val="single" w:color="000000" w:themeColor="accent6" w:themeTint="90" w:sz="4" w:space="0"/>
         </w:tcBorders>
       </w:tcPr>
@@ -13672,10 +13938,10 @@
       <w:tcPr>
         <w:shd w:val="clear" w:color="ffffff" w:themeColor="light1" w:fill="ffffff" w:themeFill="light1"/>
         <w:tcBorders>
-          <w:top w:val="none"/>
-          <w:left w:val="none"/>
+          <w:top w:val="none" w:color="000000" w:sz="4" w:space="0"/>
+          <w:left w:val="none" w:color="000000" w:sz="4" w:space="0"/>
           <w:bottom w:val="single" w:color="000000" w:themeColor="accent6" w:themeTint="90" w:sz="4" w:space="0"/>
-          <w:right w:val="none"/>
+          <w:right w:val="none" w:color="000000" w:sz="4" w:space="0"/>
         </w:tcBorders>
       </w:tcPr>
     </w:tblStylePr>
@@ -13695,12 +13961,12 @@
         <w:tblBorders/>
       </w:tblPr>
       <w:tcPr>
-        <w:shd w:color="ffffff"/>
+        <w:shd w:val="clear" w:color="ffffff"/>
         <w:tcBorders>
-          <w:top w:val="none"/>
+          <w:top w:val="none" w:color="000000" w:sz="4" w:space="0"/>
           <w:left w:val="single" w:color="000000" w:themeColor="accent6" w:themeTint="90" w:sz="4" w:space="0"/>
-          <w:bottom w:val="none"/>
-          <w:right w:val="none"/>
+          <w:bottom w:val="none" w:color="000000" w:sz="4" w:space="0"/>
+          <w:right w:val="none" w:color="000000" w:sz="4" w:space="0"/>
         </w:tcBorders>
       </w:tcPr>
     </w:tblStylePr>
@@ -13723,9 +13989,9 @@
         <w:shd w:val="clear" w:color="ffffff" w:themeColor="light1" w:fill="ffffff" w:themeFill="light1"/>
         <w:tcBorders>
           <w:top w:val="single" w:color="000000" w:themeColor="accent6" w:themeTint="90" w:sz="4" w:space="0"/>
-          <w:left w:val="none"/>
-          <w:bottom w:val="none"/>
-          <w:right w:val="none"/>
+          <w:left w:val="none" w:color="000000" w:sz="4" w:space="0"/>
+          <w:bottom w:val="none" w:color="000000" w:sz="4" w:space="0"/>
+          <w:right w:val="none" w:color="000000" w:sz="4" w:space="0"/>
         </w:tcBorders>
       </w:tcPr>
     </w:tblStylePr>
@@ -13795,9 +14061,9 @@
       </w:tcPr>
     </w:tblStylePr>
   </w:style>
-  <w:style w:type="table" w:styleId="68">
+  <w:style w:type="table" w:styleId="759">
     <w:name w:val="List Table 1 Light"/>
-    <w:basedOn w:val="665"/>
+    <w:basedOn w:val="889"/>
     <w:uiPriority w:val="99"/>
     <w:pPr>
       <w:pBdr/>
@@ -14011,9 +14277,9 @@
       </w:tcPr>
     </w:tblStylePr>
   </w:style>
-  <w:style w:type="table" w:styleId="69">
+  <w:style w:type="table" w:styleId="760">
     <w:name w:val="List Table 1 Light - Accent 1"/>
-    <w:basedOn w:val="665"/>
+    <w:basedOn w:val="889"/>
     <w:uiPriority w:val="99"/>
     <w:pPr>
       <w:pBdr/>
@@ -14227,9 +14493,9 @@
       </w:tcPr>
     </w:tblStylePr>
   </w:style>
-  <w:style w:type="table" w:styleId="70">
+  <w:style w:type="table" w:styleId="761">
     <w:name w:val="List Table 1 Light - Accent 2"/>
-    <w:basedOn w:val="665"/>
+    <w:basedOn w:val="889"/>
     <w:uiPriority w:val="99"/>
     <w:pPr>
       <w:pBdr/>
@@ -14443,9 +14709,9 @@
       </w:tcPr>
     </w:tblStylePr>
   </w:style>
-  <w:style w:type="table" w:styleId="71">
+  <w:style w:type="table" w:styleId="762">
     <w:name w:val="List Table 1 Light - Accent 3"/>
-    <w:basedOn w:val="665"/>
+    <w:basedOn w:val="889"/>
     <w:uiPriority w:val="99"/>
     <w:pPr>
       <w:pBdr/>
@@ -14659,9 +14925,9 @@
       </w:tcPr>
     </w:tblStylePr>
   </w:style>
-  <w:style w:type="table" w:styleId="72">
+  <w:style w:type="table" w:styleId="763">
     <w:name w:val="List Table 1 Light - Accent 4"/>
-    <w:basedOn w:val="665"/>
+    <w:basedOn w:val="889"/>
     <w:uiPriority w:val="99"/>
     <w:pPr>
       <w:pBdr/>
@@ -14875,9 +15141,9 @@
       </w:tcPr>
     </w:tblStylePr>
   </w:style>
-  <w:style w:type="table" w:styleId="73">
+  <w:style w:type="table" w:styleId="764">
     <w:name w:val="List Table 1 Light - Accent 5"/>
-    <w:basedOn w:val="665"/>
+    <w:basedOn w:val="889"/>
     <w:uiPriority w:val="99"/>
     <w:pPr>
       <w:pBdr/>
@@ -15091,9 +15357,9 @@
       </w:tcPr>
     </w:tblStylePr>
   </w:style>
-  <w:style w:type="table" w:styleId="74">
+  <w:style w:type="table" w:styleId="765">
     <w:name w:val="List Table 1 Light - Accent 6"/>
-    <w:basedOn w:val="665"/>
+    <w:basedOn w:val="889"/>
     <w:uiPriority w:val="99"/>
     <w:pPr>
       <w:pBdr/>
@@ -15307,9 +15573,9 @@
       </w:tcPr>
     </w:tblStylePr>
   </w:style>
-  <w:style w:type="table" w:styleId="75">
+  <w:style w:type="table" w:styleId="766">
     <w:name w:val="List Table 2"/>
-    <w:basedOn w:val="665"/>
+    <w:basedOn w:val="889"/>
     <w:uiPriority w:val="99"/>
     <w:pPr>
       <w:pBdr/>
@@ -15545,9 +15811,9 @@
       </w:tcPr>
     </w:tblStylePr>
   </w:style>
-  <w:style w:type="table" w:styleId="76">
+  <w:style w:type="table" w:styleId="767">
     <w:name w:val="List Table 2 - Accent 1"/>
-    <w:basedOn w:val="665"/>
+    <w:basedOn w:val="889"/>
     <w:uiPriority w:val="99"/>
     <w:pPr>
       <w:pBdr/>
@@ -15783,9 +16049,9 @@
       </w:tcPr>
     </w:tblStylePr>
   </w:style>
-  <w:style w:type="table" w:styleId="77">
+  <w:style w:type="table" w:styleId="768">
     <w:name w:val="List Table 2 - Accent 2"/>
-    <w:basedOn w:val="665"/>
+    <w:basedOn w:val="889"/>
     <w:uiPriority w:val="99"/>
     <w:pPr>
       <w:pBdr/>
@@ -16021,9 +16287,9 @@
       </w:tcPr>
     </w:tblStylePr>
   </w:style>
-  <w:style w:type="table" w:styleId="78">
+  <w:style w:type="table" w:styleId="769">
     <w:name w:val="List Table 2 - Accent 3"/>
-    <w:basedOn w:val="665"/>
+    <w:basedOn w:val="889"/>
     <w:uiPriority w:val="99"/>
     <w:pPr>
       <w:pBdr/>
@@ -16259,9 +16525,9 @@
       </w:tcPr>
     </w:tblStylePr>
   </w:style>
-  <w:style w:type="table" w:styleId="79">
+  <w:style w:type="table" w:styleId="770">
     <w:name w:val="List Table 2 - Accent 4"/>
-    <w:basedOn w:val="665"/>
+    <w:basedOn w:val="889"/>
     <w:uiPriority w:val="99"/>
     <w:pPr>
       <w:pBdr/>
@@ -16497,9 +16763,9 @@
       </w:tcPr>
     </w:tblStylePr>
   </w:style>
-  <w:style w:type="table" w:styleId="80">
+  <w:style w:type="table" w:styleId="771">
     <w:name w:val="List Table 2 - Accent 5"/>
-    <w:basedOn w:val="665"/>
+    <w:basedOn w:val="889"/>
     <w:uiPriority w:val="99"/>
     <w:pPr>
       <w:pBdr/>
@@ -16735,9 +17001,9 @@
       </w:tcPr>
     </w:tblStylePr>
   </w:style>
-  <w:style w:type="table" w:styleId="81">
+  <w:style w:type="table" w:styleId="772">
     <w:name w:val="List Table 2 - Accent 6"/>
-    <w:basedOn w:val="665"/>
+    <w:basedOn w:val="889"/>
     <w:uiPriority w:val="99"/>
     <w:pPr>
       <w:pBdr/>
@@ -16973,9 +17239,9 @@
       </w:tcPr>
     </w:tblStylePr>
   </w:style>
-  <w:style w:type="table" w:styleId="82">
+  <w:style w:type="table" w:styleId="773">
     <w:name w:val="List Table 3"/>
-    <w:basedOn w:val="665"/>
+    <w:basedOn w:val="889"/>
     <w:uiPriority w:val="99"/>
     <w:pPr>
       <w:pBdr/>
@@ -17201,9 +17467,9 @@
       </w:tcPr>
     </w:tblStylePr>
   </w:style>
-  <w:style w:type="table" w:styleId="83">
+  <w:style w:type="table" w:styleId="774">
     <w:name w:val="List Table 3 - Accent 1"/>
-    <w:basedOn w:val="665"/>
+    <w:basedOn w:val="889"/>
     <w:uiPriority w:val="99"/>
     <w:pPr>
       <w:pBdr/>
@@ -17429,9 +17695,9 @@
       </w:tcPr>
     </w:tblStylePr>
   </w:style>
-  <w:style w:type="table" w:styleId="84">
+  <w:style w:type="table" w:styleId="775">
     <w:name w:val="List Table 3 - Accent 2"/>
-    <w:basedOn w:val="665"/>
+    <w:basedOn w:val="889"/>
     <w:uiPriority w:val="99"/>
     <w:pPr>
       <w:pBdr/>
@@ -17657,9 +17923,9 @@
       </w:tcPr>
     </w:tblStylePr>
   </w:style>
-  <w:style w:type="table" w:styleId="85">
+  <w:style w:type="table" w:styleId="776">
     <w:name w:val="List Table 3 - Accent 3"/>
-    <w:basedOn w:val="665"/>
+    <w:basedOn w:val="889"/>
     <w:uiPriority w:val="99"/>
     <w:pPr>
       <w:pBdr/>
@@ -17885,9 +18151,9 @@
       </w:tcPr>
     </w:tblStylePr>
   </w:style>
-  <w:style w:type="table" w:styleId="86">
+  <w:style w:type="table" w:styleId="777">
     <w:name w:val="List Table 3 - Accent 4"/>
-    <w:basedOn w:val="665"/>
+    <w:basedOn w:val="889"/>
     <w:uiPriority w:val="99"/>
     <w:pPr>
       <w:pBdr/>
@@ -18113,9 +18379,9 @@
       </w:tcPr>
     </w:tblStylePr>
   </w:style>
-  <w:style w:type="table" w:styleId="87">
+  <w:style w:type="table" w:styleId="778">
     <w:name w:val="List Table 3 - Accent 5"/>
-    <w:basedOn w:val="665"/>
+    <w:basedOn w:val="889"/>
     <w:uiPriority w:val="99"/>
     <w:pPr>
       <w:pBdr/>
@@ -18341,9 +18607,9 @@
       </w:tcPr>
     </w:tblStylePr>
   </w:style>
-  <w:style w:type="table" w:styleId="88">
+  <w:style w:type="table" w:styleId="779">
     <w:name w:val="List Table 3 - Accent 6"/>
-    <w:basedOn w:val="665"/>
+    <w:basedOn w:val="889"/>
     <w:uiPriority w:val="99"/>
     <w:pPr>
       <w:pBdr/>
@@ -18569,9 +18835,9 @@
       </w:tcPr>
     </w:tblStylePr>
   </w:style>
-  <w:style w:type="table" w:styleId="89">
+  <w:style w:type="table" w:styleId="780">
     <w:name w:val="List Table 4"/>
-    <w:basedOn w:val="665"/>
+    <w:basedOn w:val="889"/>
     <w:uiPriority w:val="99"/>
     <w:pPr>
       <w:pBdr/>
@@ -18794,9 +19060,9 @@
       </w:tcPr>
     </w:tblStylePr>
   </w:style>
-  <w:style w:type="table" w:styleId="90">
+  <w:style w:type="table" w:styleId="781">
     <w:name w:val="List Table 4 - Accent 1"/>
-    <w:basedOn w:val="665"/>
+    <w:basedOn w:val="889"/>
     <w:uiPriority w:val="99"/>
     <w:pPr>
       <w:pBdr/>
@@ -19019,9 +19285,9 @@
       </w:tcPr>
     </w:tblStylePr>
   </w:style>
-  <w:style w:type="table" w:styleId="91">
+  <w:style w:type="table" w:styleId="782">
     <w:name w:val="List Table 4 - Accent 2"/>
-    <w:basedOn w:val="665"/>
+    <w:basedOn w:val="889"/>
     <w:uiPriority w:val="99"/>
     <w:pPr>
       <w:pBdr/>
@@ -19244,9 +19510,9 @@
       </w:tcPr>
     </w:tblStylePr>
   </w:style>
-  <w:style w:type="table" w:styleId="92">
+  <w:style w:type="table" w:styleId="783">
     <w:name w:val="List Table 4 - Accent 3"/>
-    <w:basedOn w:val="665"/>
+    <w:basedOn w:val="889"/>
     <w:uiPriority w:val="99"/>
     <w:pPr>
       <w:pBdr/>
@@ -19469,9 +19735,9 @@
       </w:tcPr>
     </w:tblStylePr>
   </w:style>
-  <w:style w:type="table" w:styleId="93">
+  <w:style w:type="table" w:styleId="784">
     <w:name w:val="List Table 4 - Accent 4"/>
-    <w:basedOn w:val="665"/>
+    <w:basedOn w:val="889"/>
     <w:uiPriority w:val="99"/>
     <w:pPr>
       <w:pBdr/>
@@ -19694,9 +19960,9 @@
       </w:tcPr>
     </w:tblStylePr>
   </w:style>
-  <w:style w:type="table" w:styleId="94">
+  <w:style w:type="table" w:styleId="785">
     <w:name w:val="List Table 4 - Accent 5"/>
-    <w:basedOn w:val="665"/>
+    <w:basedOn w:val="889"/>
     <w:uiPriority w:val="99"/>
     <w:pPr>
       <w:pBdr/>
@@ -19919,9 +20185,9 @@
       </w:tcPr>
     </w:tblStylePr>
   </w:style>
-  <w:style w:type="table" w:styleId="95">
+  <w:style w:type="table" w:styleId="786">
     <w:name w:val="List Table 4 - Accent 6"/>
-    <w:basedOn w:val="665"/>
+    <w:basedOn w:val="889"/>
     <w:uiPriority w:val="99"/>
     <w:pPr>
       <w:pBdr/>
@@ -20144,9 +20410,9 @@
       </w:tcPr>
     </w:tblStylePr>
   </w:style>
-  <w:style w:type="table" w:styleId="96">
+  <w:style w:type="table" w:styleId="787">
     <w:name w:val="List Table 5 Dark"/>
-    <w:basedOn w:val="665"/>
+    <w:basedOn w:val="889"/>
     <w:uiPriority w:val="99"/>
     <w:pPr>
       <w:pBdr/>
@@ -20386,9 +20652,9 @@
       </w:tcPr>
     </w:tblStylePr>
   </w:style>
-  <w:style w:type="table" w:styleId="97">
+  <w:style w:type="table" w:styleId="788">
     <w:name w:val="List Table 5 Dark - Accent 1"/>
-    <w:basedOn w:val="665"/>
+    <w:basedOn w:val="889"/>
     <w:uiPriority w:val="99"/>
     <w:pPr>
       <w:pBdr/>
@@ -20628,9 +20894,9 @@
       </w:tcPr>
     </w:tblStylePr>
   </w:style>
-  <w:style w:type="table" w:styleId="98">
+  <w:style w:type="table" w:styleId="789">
     <w:name w:val="List Table 5 Dark - Accent 2"/>
-    <w:basedOn w:val="665"/>
+    <w:basedOn w:val="889"/>
     <w:uiPriority w:val="99"/>
     <w:pPr>
       <w:pBdr/>
@@ -20870,9 +21136,9 @@
       </w:tcPr>
     </w:tblStylePr>
   </w:style>
-  <w:style w:type="table" w:styleId="99">
+  <w:style w:type="table" w:styleId="790">
     <w:name w:val="List Table 5 Dark - Accent 3"/>
-    <w:basedOn w:val="665"/>
+    <w:basedOn w:val="889"/>
     <w:uiPriority w:val="99"/>
     <w:pPr>
       <w:pBdr/>
@@ -21112,9 +21378,9 @@
       </w:tcPr>
     </w:tblStylePr>
   </w:style>
-  <w:style w:type="table" w:styleId="100">
+  <w:style w:type="table" w:styleId="791">
     <w:name w:val="List Table 5 Dark - Accent 4"/>
-    <w:basedOn w:val="665"/>
+    <w:basedOn w:val="889"/>
     <w:uiPriority w:val="99"/>
     <w:pPr>
       <w:pBdr/>
@@ -21354,9 +21620,9 @@
       </w:tcPr>
     </w:tblStylePr>
   </w:style>
-  <w:style w:type="table" w:styleId="101">
+  <w:style w:type="table" w:styleId="792">
     <w:name w:val="List Table 5 Dark - Accent 5"/>
-    <w:basedOn w:val="665"/>
+    <w:basedOn w:val="889"/>
     <w:uiPriority w:val="99"/>
     <w:pPr>
       <w:pBdr/>
@@ -21596,9 +21862,9 @@
       </w:tcPr>
     </w:tblStylePr>
   </w:style>
-  <w:style w:type="table" w:styleId="102">
+  <w:style w:type="table" w:styleId="793">
     <w:name w:val="List Table 5 Dark - Accent 6"/>
-    <w:basedOn w:val="665"/>
+    <w:basedOn w:val="889"/>
     <w:uiPriority w:val="99"/>
     <w:pPr>
       <w:pBdr/>
@@ -21838,9 +22104,9 @@
       </w:tcPr>
     </w:tblStylePr>
   </w:style>
-  <w:style w:type="table" w:styleId="103">
+  <w:style w:type="table" w:styleId="794">
     <w:name w:val="List Table 6 Colorful"/>
-    <w:basedOn w:val="665"/>
+    <w:basedOn w:val="889"/>
     <w:uiPriority w:val="99"/>
     <w:pPr>
       <w:pBdr/>
@@ -22061,9 +22327,9 @@
       </w:tcPr>
     </w:tblStylePr>
   </w:style>
-  <w:style w:type="table" w:styleId="104">
+  <w:style w:type="table" w:styleId="795">
     <w:name w:val="List Table 6 Colorful - Accent 1"/>
-    <w:basedOn w:val="665"/>
+    <w:basedOn w:val="889"/>
     <w:uiPriority w:val="99"/>
     <w:pPr>
       <w:pBdr/>
@@ -22284,9 +22550,9 @@
       </w:tcPr>
     </w:tblStylePr>
   </w:style>
-  <w:style w:type="table" w:styleId="105">
+  <w:style w:type="table" w:styleId="796">
     <w:name w:val="List Table 6 Colorful - Accent 2"/>
-    <w:basedOn w:val="665"/>
+    <w:basedOn w:val="889"/>
     <w:uiPriority w:val="99"/>
     <w:pPr>
       <w:pBdr/>
@@ -22507,9 +22773,9 @@
       </w:tcPr>
     </w:tblStylePr>
   </w:style>
-  <w:style w:type="table" w:styleId="106">
+  <w:style w:type="table" w:styleId="797">
     <w:name w:val="List Table 6 Colorful - Accent 3"/>
-    <w:basedOn w:val="665"/>
+    <w:basedOn w:val="889"/>
     <w:uiPriority w:val="99"/>
     <w:pPr>
       <w:pBdr/>
@@ -22730,9 +22996,9 @@
       </w:tcPr>
     </w:tblStylePr>
   </w:style>
-  <w:style w:type="table" w:styleId="107">
+  <w:style w:type="table" w:styleId="798">
     <w:name w:val="List Table 6 Colorful - Accent 4"/>
-    <w:basedOn w:val="665"/>
+    <w:basedOn w:val="889"/>
     <w:uiPriority w:val="99"/>
     <w:pPr>
       <w:pBdr/>
@@ -22953,9 +23219,9 @@
       </w:tcPr>
     </w:tblStylePr>
   </w:style>
-  <w:style w:type="table" w:styleId="108">
+  <w:style w:type="table" w:styleId="799">
     <w:name w:val="List Table 6 Colorful - Accent 5"/>
-    <w:basedOn w:val="665"/>
+    <w:basedOn w:val="889"/>
     <w:uiPriority w:val="99"/>
     <w:pPr>
       <w:pBdr/>
@@ -23176,9 +23442,9 @@
       </w:tcPr>
     </w:tblStylePr>
   </w:style>
-  <w:style w:type="table" w:styleId="109">
+  <w:style w:type="table" w:styleId="800">
     <w:name w:val="List Table 6 Colorful - Accent 6"/>
-    <w:basedOn w:val="665"/>
+    <w:basedOn w:val="889"/>
     <w:uiPriority w:val="99"/>
     <w:pPr>
       <w:pBdr/>
@@ -23399,9 +23665,9 @@
       </w:tcPr>
     </w:tblStylePr>
   </w:style>
-  <w:style w:type="table" w:styleId="110">
+  <w:style w:type="table" w:styleId="801">
     <w:name w:val="List Table 7 Colorful"/>
-    <w:basedOn w:val="665"/>
+    <w:basedOn w:val="889"/>
     <w:uiPriority w:val="99"/>
     <w:pPr>
       <w:pBdr/>
@@ -23500,11 +23766,11 @@
         <w:tblBorders/>
       </w:tblPr>
       <w:tcPr>
-        <w:shd w:color="ffffff"/>
+        <w:shd w:val="clear" w:color="ffffff"/>
         <w:tcBorders>
-          <w:top w:val="none"/>
-          <w:left w:val="none"/>
-          <w:bottom w:val="none"/>
+          <w:top w:val="none" w:color="000000" w:sz="4" w:space="0"/>
+          <w:left w:val="none" w:color="000000" w:sz="4" w:space="0"/>
+          <w:bottom w:val="none" w:color="000000" w:sz="4" w:space="0"/>
           <w:right w:val="single" w:color="000000" w:themeColor="text1" w:themeTint="80" w:sz="4" w:space="0"/>
         </w:tcBorders>
       </w:tcPr>
@@ -23527,10 +23793,10 @@
       <w:tcPr>
         <w:shd w:val="clear" w:color="ffffff" w:themeColor="light1" w:fill="ffffff" w:themeFill="light1"/>
         <w:tcBorders>
-          <w:top w:val="none"/>
-          <w:left w:val="none"/>
+          <w:top w:val="none" w:color="000000" w:sz="4" w:space="0"/>
+          <w:left w:val="none" w:color="000000" w:sz="4" w:space="0"/>
           <w:bottom w:val="single" w:color="000000" w:themeColor="text1" w:themeTint="80" w:sz="4" w:space="0"/>
-          <w:right w:val="none"/>
+          <w:right w:val="none" w:color="000000" w:sz="4" w:space="0"/>
         </w:tcBorders>
       </w:tcPr>
     </w:tblStylePr>
@@ -23550,12 +23816,12 @@
         <w:tblBorders/>
       </w:tblPr>
       <w:tcPr>
-        <w:shd w:color="ffffff"/>
+        <w:shd w:val="clear" w:color="ffffff"/>
         <w:tcBorders>
-          <w:top w:val="none"/>
+          <w:top w:val="none" w:color="000000" w:sz="4" w:space="0"/>
           <w:left w:val="single" w:color="000000" w:themeColor="text1" w:themeTint="80" w:sz="4" w:space="0"/>
-          <w:bottom w:val="none"/>
-          <w:right w:val="none"/>
+          <w:bottom w:val="none" w:color="000000" w:sz="4" w:space="0"/>
+          <w:right w:val="none" w:color="000000" w:sz="4" w:space="0"/>
         </w:tcBorders>
       </w:tcPr>
     </w:tblStylePr>
@@ -23578,9 +23844,9 @@
         <w:shd w:val="clear" w:color="ffffff" w:themeColor="light1" w:fill="ffffff" w:themeFill="light1"/>
         <w:tcBorders>
           <w:top w:val="single" w:color="000000" w:themeColor="text1" w:themeTint="80" w:sz="4" w:space="0"/>
-          <w:left w:val="none"/>
-          <w:bottom w:val="none"/>
-          <w:right w:val="none"/>
+          <w:left w:val="none" w:color="000000" w:sz="4" w:space="0"/>
+          <w:bottom w:val="none" w:color="000000" w:sz="4" w:space="0"/>
+          <w:right w:val="none" w:color="000000" w:sz="4" w:space="0"/>
         </w:tcBorders>
       </w:tcPr>
     </w:tblStylePr>
@@ -23655,9 +23921,9 @@
       </w:tcPr>
     </w:tblStylePr>
   </w:style>
-  <w:style w:type="table" w:styleId="111">
+  <w:style w:type="table" w:styleId="802">
     <w:name w:val="List Table 7 Colorful - Accent 1"/>
-    <w:basedOn w:val="665"/>
+    <w:basedOn w:val="889"/>
     <w:uiPriority w:val="99"/>
     <w:pPr>
       <w:pBdr/>
@@ -23756,11 +24022,11 @@
         <w:tblBorders/>
       </w:tblPr>
       <w:tcPr>
-        <w:shd w:color="ffffff"/>
+        <w:shd w:val="clear" w:color="ffffff"/>
         <w:tcBorders>
-          <w:top w:val="none"/>
-          <w:left w:val="none"/>
-          <w:bottom w:val="none"/>
+          <w:top w:val="none" w:color="000000" w:sz="4" w:space="0"/>
+          <w:left w:val="none" w:color="000000" w:sz="4" w:space="0"/>
+          <w:bottom w:val="none" w:color="000000" w:sz="4" w:space="0"/>
           <w:right w:val="single" w:color="000000" w:themeColor="accent1" w:sz="4" w:space="0"/>
         </w:tcBorders>
       </w:tcPr>
@@ -23783,10 +24049,10 @@
       <w:tcPr>
         <w:shd w:val="clear" w:color="ffffff" w:themeColor="light1" w:fill="ffffff" w:themeFill="light1"/>
         <w:tcBorders>
-          <w:top w:val="none"/>
-          <w:left w:val="none"/>
+          <w:top w:val="none" w:color="000000" w:sz="4" w:space="0"/>
+          <w:left w:val="none" w:color="000000" w:sz="4" w:space="0"/>
           <w:bottom w:val="single" w:color="000000" w:themeColor="accent1" w:sz="4" w:space="0"/>
-          <w:right w:val="none"/>
+          <w:right w:val="none" w:color="000000" w:sz="4" w:space="0"/>
         </w:tcBorders>
       </w:tcPr>
     </w:tblStylePr>
@@ -23806,12 +24072,12 @@
         <w:tblBorders/>
       </w:tblPr>
       <w:tcPr>
-        <w:shd w:color="ffffff"/>
+        <w:shd w:val="clear" w:color="ffffff"/>
         <w:tcBorders>
-          <w:top w:val="none"/>
+          <w:top w:val="none" w:color="000000" w:sz="4" w:space="0"/>
           <w:left w:val="single" w:color="000000" w:themeColor="accent1" w:sz="4" w:space="0"/>
-          <w:bottom w:val="none"/>
-          <w:right w:val="none"/>
+          <w:bottom w:val="none" w:color="000000" w:sz="4" w:space="0"/>
+          <w:right w:val="none" w:color="000000" w:sz="4" w:space="0"/>
         </w:tcBorders>
       </w:tcPr>
     </w:tblStylePr>
@@ -23834,9 +24100,9 @@
         <w:shd w:val="clear" w:color="ffffff" w:themeColor="light1" w:fill="ffffff" w:themeFill="light1"/>
         <w:tcBorders>
           <w:top w:val="single" w:color="000000" w:themeColor="accent1" w:sz="4" w:space="0"/>
-          <w:left w:val="none"/>
-          <w:bottom w:val="none"/>
-          <w:right w:val="none"/>
+          <w:left w:val="none" w:color="000000" w:sz="4" w:space="0"/>
+          <w:bottom w:val="none" w:color="000000" w:sz="4" w:space="0"/>
+          <w:right w:val="none" w:color="000000" w:sz="4" w:space="0"/>
         </w:tcBorders>
       </w:tcPr>
     </w:tblStylePr>
@@ -23911,9 +24177,9 @@
       </w:tcPr>
     </w:tblStylePr>
   </w:style>
-  <w:style w:type="table" w:styleId="112">
+  <w:style w:type="table" w:styleId="803">
     <w:name w:val="List Table 7 Colorful - Accent 2"/>
-    <w:basedOn w:val="665"/>
+    <w:basedOn w:val="889"/>
     <w:uiPriority w:val="99"/>
     <w:pPr>
       <w:pBdr/>
@@ -24012,11 +24278,11 @@
         <w:tblBorders/>
       </w:tblPr>
       <w:tcPr>
-        <w:shd w:color="ffffff"/>
+        <w:shd w:val="clear" w:color="ffffff"/>
         <w:tcBorders>
-          <w:top w:val="none"/>
-          <w:left w:val="none"/>
-          <w:bottom w:val="none"/>
+          <w:top w:val="none" w:color="000000" w:sz="4" w:space="0"/>
+          <w:left w:val="none" w:color="000000" w:sz="4" w:space="0"/>
+          <w:bottom w:val="none" w:color="000000" w:sz="4" w:space="0"/>
           <w:right w:val="single" w:color="000000" w:themeColor="accent2" w:themeTint="97" w:sz="4" w:space="0"/>
         </w:tcBorders>
       </w:tcPr>
@@ -24039,10 +24305,10 @@
       <w:tcPr>
         <w:shd w:val="clear" w:color="ffffff" w:themeColor="light1" w:fill="ffffff" w:themeFill="light1"/>
         <w:tcBorders>
-          <w:top w:val="none"/>
-          <w:left w:val="none"/>
+          <w:top w:val="none" w:color="000000" w:sz="4" w:space="0"/>
+          <w:left w:val="none" w:color="000000" w:sz="4" w:space="0"/>
           <w:bottom w:val="single" w:color="000000" w:themeColor="accent2" w:themeTint="97" w:sz="4" w:space="0"/>
-          <w:right w:val="none"/>
+          <w:right w:val="none" w:color="000000" w:sz="4" w:space="0"/>
         </w:tcBorders>
       </w:tcPr>
     </w:tblStylePr>
@@ -24062,12 +24328,12 @@
         <w:tblBorders/>
       </w:tblPr>
       <w:tcPr>
-        <w:shd w:color="ffffff"/>
+        <w:shd w:val="clear" w:color="ffffff"/>
         <w:tcBorders>
-          <w:top w:val="none"/>
+          <w:top w:val="none" w:color="000000" w:sz="4" w:space="0"/>
           <w:left w:val="single" w:color="000000" w:themeColor="accent2" w:themeTint="97" w:sz="4" w:space="0"/>
-          <w:bottom w:val="none"/>
-          <w:right w:val="none"/>
+          <w:bottom w:val="none" w:color="000000" w:sz="4" w:space="0"/>
+          <w:right w:val="none" w:color="000000" w:sz="4" w:space="0"/>
         </w:tcBorders>
       </w:tcPr>
     </w:tblStylePr>
@@ -24090,9 +24356,9 @@
         <w:shd w:val="clear" w:color="ffffff" w:themeColor="light1" w:fill="ffffff" w:themeFill="light1"/>
         <w:tcBorders>
           <w:top w:val="single" w:color="000000" w:themeColor="accent2" w:themeTint="97" w:sz="4" w:space="0"/>
-          <w:left w:val="none"/>
-          <w:bottom w:val="none"/>
-          <w:right w:val="none"/>
+          <w:left w:val="none" w:color="000000" w:sz="4" w:space="0"/>
+          <w:bottom w:val="none" w:color="000000" w:sz="4" w:space="0"/>
+          <w:right w:val="none" w:color="000000" w:sz="4" w:space="0"/>
         </w:tcBorders>
       </w:tcPr>
     </w:tblStylePr>
@@ -24167,9 +24433,9 @@
       </w:tcPr>
     </w:tblStylePr>
   </w:style>
-  <w:style w:type="table" w:styleId="113">
+  <w:style w:type="table" w:styleId="804">
     <w:name w:val="List Table 7 Colorful - Accent 3"/>
-    <w:basedOn w:val="665"/>
+    <w:basedOn w:val="889"/>
     <w:uiPriority w:val="99"/>
     <w:pPr>
       <w:pBdr/>
@@ -24268,11 +24534,11 @@
         <w:tblBorders/>
       </w:tblPr>
       <w:tcPr>
-        <w:shd w:color="ffffff"/>
+        <w:shd w:val="clear" w:color="ffffff"/>
         <w:tcBorders>
-          <w:top w:val="none"/>
-          <w:left w:val="none"/>
-          <w:bottom w:val="none"/>
+          <w:top w:val="none" w:color="000000" w:sz="4" w:space="0"/>
+          <w:left w:val="none" w:color="000000" w:sz="4" w:space="0"/>
+          <w:bottom w:val="none" w:color="000000" w:sz="4" w:space="0"/>
           <w:right w:val="single" w:color="000000" w:themeColor="accent3" w:themeTint="98" w:sz="4" w:space="0"/>
         </w:tcBorders>
       </w:tcPr>
@@ -24295,10 +24561,10 @@
       <w:tcPr>
         <w:shd w:val="clear" w:color="ffffff" w:themeColor="light1" w:fill="ffffff" w:themeFill="light1"/>
         <w:tcBorders>
-          <w:top w:val="none"/>
-          <w:left w:val="none"/>
+          <w:top w:val="none" w:color="000000" w:sz="4" w:space="0"/>
+          <w:left w:val="none" w:color="000000" w:sz="4" w:space="0"/>
           <w:bottom w:val="single" w:color="000000" w:themeColor="accent3" w:themeTint="98" w:sz="4" w:space="0"/>
-          <w:right w:val="none"/>
+          <w:right w:val="none" w:color="000000" w:sz="4" w:space="0"/>
         </w:tcBorders>
       </w:tcPr>
     </w:tblStylePr>
@@ -24318,12 +24584,12 @@
         <w:tblBorders/>
       </w:tblPr>
       <w:tcPr>
-        <w:shd w:color="ffffff"/>
+        <w:shd w:val="clear" w:color="ffffff"/>
         <w:tcBorders>
-          <w:top w:val="none"/>
+          <w:top w:val="none" w:color="000000" w:sz="4" w:space="0"/>
           <w:left w:val="single" w:color="000000" w:themeColor="accent3" w:themeTint="98" w:sz="4" w:space="0"/>
-          <w:bottom w:val="none"/>
-          <w:right w:val="none"/>
+          <w:bottom w:val="none" w:color="000000" w:sz="4" w:space="0"/>
+          <w:right w:val="none" w:color="000000" w:sz="4" w:space="0"/>
         </w:tcBorders>
       </w:tcPr>
     </w:tblStylePr>
@@ -24346,9 +24612,9 @@
         <w:shd w:val="clear" w:color="ffffff" w:themeColor="light1" w:fill="ffffff" w:themeFill="light1"/>
         <w:tcBorders>
           <w:top w:val="single" w:color="000000" w:themeColor="accent3" w:themeTint="98" w:sz="4" w:space="0"/>
-          <w:left w:val="none"/>
-          <w:bottom w:val="none"/>
-          <w:right w:val="none"/>
+          <w:left w:val="none" w:color="000000" w:sz="4" w:space="0"/>
+          <w:bottom w:val="none" w:color="000000" w:sz="4" w:space="0"/>
+          <w:right w:val="none" w:color="000000" w:sz="4" w:space="0"/>
         </w:tcBorders>
       </w:tcPr>
     </w:tblStylePr>
@@ -24423,9 +24689,9 @@
       </w:tcPr>
     </w:tblStylePr>
   </w:style>
-  <w:style w:type="table" w:styleId="114">
+  <w:style w:type="table" w:styleId="805">
     <w:name w:val="List Table 7 Colorful - Accent 4"/>
-    <w:basedOn w:val="665"/>
+    <w:basedOn w:val="889"/>
     <w:uiPriority w:val="99"/>
     <w:pPr>
       <w:pBdr/>
@@ -24524,11 +24790,11 @@
         <w:tblBorders/>
       </w:tblPr>
       <w:tcPr>
-        <w:shd w:color="ffffff"/>
+        <w:shd w:val="clear" w:color="ffffff"/>
         <w:tcBorders>
-          <w:top w:val="none"/>
-          <w:left w:val="none"/>
-          <w:bottom w:val="none"/>
+          <w:top w:val="none" w:color="000000" w:sz="4" w:space="0"/>
+          <w:left w:val="none" w:color="000000" w:sz="4" w:space="0"/>
+          <w:bottom w:val="none" w:color="000000" w:sz="4" w:space="0"/>
           <w:right w:val="single" w:color="000000" w:themeColor="accent4" w:themeTint="9A" w:sz="4" w:space="0"/>
         </w:tcBorders>
       </w:tcPr>
@@ -24551,10 +24817,10 @@
       <w:tcPr>
         <w:shd w:val="clear" w:color="ffffff" w:themeColor="light1" w:fill="ffffff" w:themeFill="light1"/>
         <w:tcBorders>
-          <w:top w:val="none"/>
-          <w:left w:val="none"/>
+          <w:top w:val="none" w:color="000000" w:sz="4" w:space="0"/>
+          <w:left w:val="none" w:color="000000" w:sz="4" w:space="0"/>
           <w:bottom w:val="single" w:color="000000" w:themeColor="accent4" w:themeTint="9A" w:sz="4" w:space="0"/>
-          <w:right w:val="none"/>
+          <w:right w:val="none" w:color="000000" w:sz="4" w:space="0"/>
         </w:tcBorders>
       </w:tcPr>
     </w:tblStylePr>
@@ -24574,12 +24840,12 @@
         <w:tblBorders/>
       </w:tblPr>
       <w:tcPr>
-        <w:shd w:color="ffffff"/>
+        <w:shd w:val="clear" w:color="ffffff"/>
         <w:tcBorders>
-          <w:top w:val="none"/>
+          <w:top w:val="none" w:color="000000" w:sz="4" w:space="0"/>
           <w:left w:val="single" w:color="000000" w:themeColor="accent4" w:themeTint="9A" w:sz="4" w:space="0"/>
-          <w:bottom w:val="none"/>
-          <w:right w:val="none"/>
+          <w:bottom w:val="none" w:color="000000" w:sz="4" w:space="0"/>
+          <w:right w:val="none" w:color="000000" w:sz="4" w:space="0"/>
         </w:tcBorders>
       </w:tcPr>
     </w:tblStylePr>
@@ -24602,9 +24868,9 @@
         <w:shd w:val="clear" w:color="ffffff" w:themeColor="light1" w:fill="ffffff" w:themeFill="light1"/>
         <w:tcBorders>
           <w:top w:val="single" w:color="000000" w:themeColor="accent4" w:themeTint="9A" w:sz="4" w:space="0"/>
-          <w:left w:val="none"/>
-          <w:bottom w:val="none"/>
-          <w:right w:val="none"/>
+          <w:left w:val="none" w:color="000000" w:sz="4" w:space="0"/>
+          <w:bottom w:val="none" w:color="000000" w:sz="4" w:space="0"/>
+          <w:right w:val="none" w:color="000000" w:sz="4" w:space="0"/>
         </w:tcBorders>
       </w:tcPr>
     </w:tblStylePr>
@@ -24679,9 +24945,9 @@
       </w:tcPr>
     </w:tblStylePr>
   </w:style>
-  <w:style w:type="table" w:styleId="115">
+  <w:style w:type="table" w:styleId="806">
     <w:name w:val="List Table 7 Colorful - Accent 5"/>
-    <w:basedOn w:val="665"/>
+    <w:basedOn w:val="889"/>
     <w:uiPriority w:val="99"/>
     <w:pPr>
       <w:pBdr/>
@@ -24780,11 +25046,11 @@
         <w:tblBorders/>
       </w:tblPr>
       <w:tcPr>
-        <w:shd w:color="ffffff"/>
+        <w:shd w:val="clear" w:color="ffffff"/>
         <w:tcBorders>
-          <w:top w:val="none"/>
-          <w:left w:val="none"/>
-          <w:bottom w:val="none"/>
+          <w:top w:val="none" w:color="000000" w:sz="4" w:space="0"/>
+          <w:left w:val="none" w:color="000000" w:sz="4" w:space="0"/>
+          <w:bottom w:val="none" w:color="000000" w:sz="4" w:space="0"/>
           <w:right w:val="single" w:color="000000" w:themeColor="accent5" w:themeTint="9A" w:sz="4" w:space="0"/>
         </w:tcBorders>
       </w:tcPr>
@@ -24807,10 +25073,10 @@
       <w:tcPr>
         <w:shd w:val="clear" w:color="ffffff" w:themeColor="light1" w:fill="ffffff" w:themeFill="light1"/>
         <w:tcBorders>
-          <w:top w:val="none"/>
-          <w:left w:val="none"/>
+          <w:top w:val="none" w:color="000000" w:sz="4" w:space="0"/>
+          <w:left w:val="none" w:color="000000" w:sz="4" w:space="0"/>
           <w:bottom w:val="single" w:color="000000" w:themeColor="accent5" w:themeTint="9A" w:sz="4" w:space="0"/>
-          <w:right w:val="none"/>
+          <w:right w:val="none" w:color="000000" w:sz="4" w:space="0"/>
         </w:tcBorders>
       </w:tcPr>
     </w:tblStylePr>
@@ -24830,12 +25096,12 @@
         <w:tblBorders/>
       </w:tblPr>
       <w:tcPr>
-        <w:shd w:color="ffffff"/>
+        <w:shd w:val="clear" w:color="ffffff"/>
         <w:tcBorders>
-          <w:top w:val="none"/>
+          <w:top w:val="none" w:color="000000" w:sz="4" w:space="0"/>
           <w:left w:val="single" w:color="000000" w:themeColor="accent5" w:themeTint="9A" w:sz="4" w:space="0"/>
-          <w:bottom w:val="none"/>
-          <w:right w:val="none"/>
+          <w:bottom w:val="none" w:color="000000" w:sz="4" w:space="0"/>
+          <w:right w:val="none" w:color="000000" w:sz="4" w:space="0"/>
         </w:tcBorders>
       </w:tcPr>
     </w:tblStylePr>
@@ -24858,9 +25124,9 @@
         <w:shd w:val="clear" w:color="ffffff" w:themeColor="light1" w:fill="ffffff" w:themeFill="light1"/>
         <w:tcBorders>
           <w:top w:val="single" w:color="000000" w:themeColor="accent5" w:themeTint="9A" w:sz="4" w:space="0"/>
-          <w:left w:val="none"/>
-          <w:bottom w:val="none"/>
-          <w:right w:val="none"/>
+          <w:left w:val="none" w:color="000000" w:sz="4" w:space="0"/>
+          <w:bottom w:val="none" w:color="000000" w:sz="4" w:space="0"/>
+          <w:right w:val="none" w:color="000000" w:sz="4" w:space="0"/>
         </w:tcBorders>
       </w:tcPr>
     </w:tblStylePr>
@@ -24935,9 +25201,9 @@
       </w:tcPr>
     </w:tblStylePr>
   </w:style>
-  <w:style w:type="table" w:styleId="116">
+  <w:style w:type="table" w:styleId="807">
     <w:name w:val="List Table 7 Colorful - Accent 6"/>
-    <w:basedOn w:val="665"/>
+    <w:basedOn w:val="889"/>
     <w:uiPriority w:val="99"/>
     <w:pPr>
       <w:pBdr/>
@@ -25036,11 +25302,11 @@
         <w:tblBorders/>
       </w:tblPr>
       <w:tcPr>
-        <w:shd w:color="ffffff"/>
+        <w:shd w:val="clear" w:color="ffffff"/>
         <w:tcBorders>
-          <w:top w:val="none"/>
-          <w:left w:val="none"/>
-          <w:bottom w:val="none"/>
+          <w:top w:val="none" w:color="000000" w:sz="4" w:space="0"/>
+          <w:left w:val="none" w:color="000000" w:sz="4" w:space="0"/>
+          <w:bottom w:val="none" w:color="000000" w:sz="4" w:space="0"/>
           <w:right w:val="single" w:color="000000" w:themeColor="accent6" w:themeTint="98" w:sz="4" w:space="0"/>
         </w:tcBorders>
       </w:tcPr>
@@ -25063,10 +25329,10 @@
       <w:tcPr>
         <w:shd w:val="clear" w:color="ffffff" w:themeColor="light1" w:fill="ffffff" w:themeFill="light1"/>
         <w:tcBorders>
-          <w:top w:val="none"/>
-          <w:left w:val="none"/>
+          <w:top w:val="none" w:color="000000" w:sz="4" w:space="0"/>
+          <w:left w:val="none" w:color="000000" w:sz="4" w:space="0"/>
           <w:bottom w:val="single" w:color="000000" w:themeColor="accent6" w:themeTint="98" w:sz="4" w:space="0"/>
-          <w:right w:val="none"/>
+          <w:right w:val="none" w:color="000000" w:sz="4" w:space="0"/>
         </w:tcBorders>
       </w:tcPr>
     </w:tblStylePr>
@@ -25086,12 +25352,12 @@
         <w:tblBorders/>
       </w:tblPr>
       <w:tcPr>
-        <w:shd w:color="ffffff"/>
+        <w:shd w:val="clear" w:color="ffffff"/>
         <w:tcBorders>
-          <w:top w:val="none"/>
+          <w:top w:val="none" w:color="000000" w:sz="4" w:space="0"/>
           <w:left w:val="single" w:color="000000" w:themeColor="accent6" w:themeTint="98" w:sz="4" w:space="0"/>
-          <w:bottom w:val="none"/>
-          <w:right w:val="none"/>
+          <w:bottom w:val="none" w:color="000000" w:sz="4" w:space="0"/>
+          <w:right w:val="none" w:color="000000" w:sz="4" w:space="0"/>
         </w:tcBorders>
       </w:tcPr>
     </w:tblStylePr>
@@ -25114,9 +25380,9 @@
         <w:shd w:val="clear" w:color="ffffff" w:themeColor="light1" w:fill="ffffff" w:themeFill="light1"/>
         <w:tcBorders>
           <w:top w:val="single" w:color="000000" w:themeColor="accent6" w:themeTint="98" w:sz="4" w:space="0"/>
-          <w:left w:val="none"/>
-          <w:bottom w:val="none"/>
-          <w:right w:val="none"/>
+          <w:left w:val="none" w:color="000000" w:sz="4" w:space="0"/>
+          <w:bottom w:val="none" w:color="000000" w:sz="4" w:space="0"/>
+          <w:right w:val="none" w:color="000000" w:sz="4" w:space="0"/>
         </w:tcBorders>
       </w:tcPr>
     </w:tblStylePr>
@@ -25191,9 +25457,9 @@
       </w:tcPr>
     </w:tblStylePr>
   </w:style>
-  <w:style w:type="table" w:styleId="117">
+  <w:style w:type="table" w:styleId="808">
     <w:name w:val="Lined - Accent"/>
-    <w:basedOn w:val="665"/>
+    <w:basedOn w:val="889"/>
     <w:uiPriority w:val="99"/>
     <w:pPr>
       <w:pBdr/>
@@ -25428,9 +25694,9 @@
       </w:tcPr>
     </w:tblStylePr>
   </w:style>
-  <w:style w:type="table" w:styleId="118">
+  <w:style w:type="table" w:styleId="809">
     <w:name w:val="Lined - Accent 1"/>
-    <w:basedOn w:val="665"/>
+    <w:basedOn w:val="889"/>
     <w:uiPriority w:val="99"/>
     <w:pPr>
       <w:pBdr/>
@@ -25665,9 +25931,9 @@
       </w:tcPr>
     </w:tblStylePr>
   </w:style>
-  <w:style w:type="table" w:styleId="119">
+  <w:style w:type="table" w:styleId="810">
     <w:name w:val="Lined - Accent 2"/>
-    <w:basedOn w:val="665"/>
+    <w:basedOn w:val="889"/>
     <w:uiPriority w:val="99"/>
     <w:pPr>
       <w:pBdr/>
@@ -25902,9 +26168,9 @@
       </w:tcPr>
     </w:tblStylePr>
   </w:style>
-  <w:style w:type="table" w:styleId="120">
+  <w:style w:type="table" w:styleId="811">
     <w:name w:val="Lined - Accent 3"/>
-    <w:basedOn w:val="665"/>
+    <w:basedOn w:val="889"/>
     <w:uiPriority w:val="99"/>
     <w:pPr>
       <w:pBdr/>
@@ -26139,9 +26405,9 @@
       </w:tcPr>
     </w:tblStylePr>
   </w:style>
-  <w:style w:type="table" w:styleId="121">
+  <w:style w:type="table" w:styleId="812">
     <w:name w:val="Lined - Accent 4"/>
-    <w:basedOn w:val="665"/>
+    <w:basedOn w:val="889"/>
     <w:uiPriority w:val="99"/>
     <w:pPr>
       <w:pBdr/>
@@ -26376,9 +26642,9 @@
       </w:tcPr>
     </w:tblStylePr>
   </w:style>
-  <w:style w:type="table" w:styleId="122">
+  <w:style w:type="table" w:styleId="813">
     <w:name w:val="Lined - Accent 5"/>
-    <w:basedOn w:val="665"/>
+    <w:basedOn w:val="889"/>
     <w:uiPriority w:val="99"/>
     <w:pPr>
       <w:pBdr/>
@@ -26613,9 +26879,9 @@
       </w:tcPr>
     </w:tblStylePr>
   </w:style>
-  <w:style w:type="table" w:styleId="123">
+  <w:style w:type="table" w:styleId="814">
     <w:name w:val="Lined - Accent 6"/>
-    <w:basedOn w:val="665"/>
+    <w:basedOn w:val="889"/>
     <w:uiPriority w:val="99"/>
     <w:pPr>
       <w:pBdr/>
@@ -26850,9 +27116,9 @@
       </w:tcPr>
     </w:tblStylePr>
   </w:style>
-  <w:style w:type="table" w:styleId="124">
+  <w:style w:type="table" w:styleId="815">
     <w:name w:val="Bordered &amp; Lined - Accent"/>
-    <w:basedOn w:val="665"/>
+    <w:basedOn w:val="889"/>
     <w:uiPriority w:val="99"/>
     <w:pPr>
       <w:pBdr/>
@@ -27094,9 +27360,9 @@
       </w:tcPr>
     </w:tblStylePr>
   </w:style>
-  <w:style w:type="table" w:styleId="125">
+  <w:style w:type="table" w:styleId="816">
     <w:name w:val="Bordered &amp; Lined - Accent 1"/>
-    <w:basedOn w:val="665"/>
+    <w:basedOn w:val="889"/>
     <w:uiPriority w:val="99"/>
     <w:pPr>
       <w:pBdr/>
@@ -27338,9 +27604,9 @@
       </w:tcPr>
     </w:tblStylePr>
   </w:style>
-  <w:style w:type="table" w:styleId="126">
+  <w:style w:type="table" w:styleId="817">
     <w:name w:val="Bordered &amp; Lined - Accent 2"/>
-    <w:basedOn w:val="665"/>
+    <w:basedOn w:val="889"/>
     <w:uiPriority w:val="99"/>
     <w:pPr>
       <w:pBdr/>
@@ -27582,9 +27848,9 @@
       </w:tcPr>
     </w:tblStylePr>
   </w:style>
-  <w:style w:type="table" w:styleId="127">
+  <w:style w:type="table" w:styleId="818">
     <w:name w:val="Bordered &amp; Lined - Accent 3"/>
-    <w:basedOn w:val="665"/>
+    <w:basedOn w:val="889"/>
     <w:uiPriority w:val="99"/>
     <w:pPr>
       <w:pBdr/>
@@ -27826,9 +28092,9 @@
       </w:tcPr>
     </w:tblStylePr>
   </w:style>
-  <w:style w:type="table" w:styleId="128">
+  <w:style w:type="table" w:styleId="819">
     <w:name w:val="Bordered &amp; Lined - Accent 4"/>
-    <w:basedOn w:val="665"/>
+    <w:basedOn w:val="889"/>
     <w:uiPriority w:val="99"/>
     <w:pPr>
       <w:pBdr/>
@@ -28070,9 +28336,9 @@
       </w:tcPr>
     </w:tblStylePr>
   </w:style>
-  <w:style w:type="table" w:styleId="129">
+  <w:style w:type="table" w:styleId="820">
     <w:name w:val="Bordered &amp; Lined - Accent 5"/>
-    <w:basedOn w:val="665"/>
+    <w:basedOn w:val="889"/>
     <w:uiPriority w:val="99"/>
     <w:pPr>
       <w:pBdr/>
@@ -28314,9 +28580,9 @@
       </w:tcPr>
     </w:tblStylePr>
   </w:style>
-  <w:style w:type="table" w:styleId="130">
+  <w:style w:type="table" w:styleId="821">
     <w:name w:val="Bordered &amp; Lined - Accent 6"/>
-    <w:basedOn w:val="665"/>
+    <w:basedOn w:val="889"/>
     <w:uiPriority w:val="99"/>
     <w:pPr>
       <w:pBdr/>
@@ -28558,9 +28824,9 @@
       </w:tcPr>
     </w:tblStylePr>
   </w:style>
-  <w:style w:type="table" w:styleId="131">
+  <w:style w:type="table" w:styleId="822">
     <w:name w:val="Bordered"/>
-    <w:basedOn w:val="665"/>
+    <w:basedOn w:val="889"/>
     <w:uiPriority w:val="99"/>
     <w:pPr>
       <w:pBdr/>
@@ -28789,9 +29055,9 @@
       </w:tcPr>
     </w:tblStylePr>
   </w:style>
-  <w:style w:type="table" w:styleId="132">
+  <w:style w:type="table" w:styleId="823">
     <w:name w:val="Bordered - Accent 1"/>
-    <w:basedOn w:val="665"/>
+    <w:basedOn w:val="889"/>
     <w:uiPriority w:val="99"/>
     <w:pPr>
       <w:pBdr/>
@@ -29020,9 +29286,9 @@
       </w:tcPr>
     </w:tblStylePr>
   </w:style>
-  <w:style w:type="table" w:styleId="133">
+  <w:style w:type="table" w:styleId="824">
     <w:name w:val="Bordered - Accent 2"/>
-    <w:basedOn w:val="665"/>
+    <w:basedOn w:val="889"/>
     <w:uiPriority w:val="99"/>
     <w:pPr>
       <w:pBdr/>
@@ -29251,9 +29517,9 @@
       </w:tcPr>
     </w:tblStylePr>
   </w:style>
-  <w:style w:type="table" w:styleId="134">
+  <w:style w:type="table" w:styleId="825">
     <w:name w:val="Bordered - Accent 3"/>
-    <w:basedOn w:val="665"/>
+    <w:basedOn w:val="889"/>
     <w:uiPriority w:val="99"/>
     <w:pPr>
       <w:pBdr/>
@@ -29482,9 +29748,9 @@
       </w:tcPr>
     </w:tblStylePr>
   </w:style>
-  <w:style w:type="table" w:styleId="135">
+  <w:style w:type="table" w:styleId="826">
     <w:name w:val="Bordered - Accent 4"/>
-    <w:basedOn w:val="665"/>
+    <w:basedOn w:val="889"/>
     <w:uiPriority w:val="99"/>
     <w:pPr>
       <w:pBdr/>
@@ -29713,9 +29979,9 @@
       </w:tcPr>
     </w:tblStylePr>
   </w:style>
-  <w:style w:type="table" w:styleId="136">
+  <w:style w:type="table" w:styleId="827">
     <w:name w:val="Bordered - Accent 5"/>
-    <w:basedOn w:val="665"/>
+    <w:basedOn w:val="889"/>
     <w:uiPriority w:val="99"/>
     <w:pPr>
       <w:pBdr/>
@@ -29944,9 +30210,9 @@
       </w:tcPr>
     </w:tblStylePr>
   </w:style>
-  <w:style w:type="table" w:styleId="137">
+  <w:style w:type="table" w:styleId="828">
     <w:name w:val="Bordered - Accent 6"/>
-    <w:basedOn w:val="665"/>
+    <w:basedOn w:val="889"/>
     <w:uiPriority w:val="99"/>
     <w:pPr>
       <w:pBdr/>
@@ -30175,11 +30441,11 @@
       </w:tcPr>
     </w:tblStylePr>
   </w:style>
-  <w:style w:type="paragraph" w:styleId="139">
+  <w:style w:type="paragraph" w:styleId="829">
     <w:name w:val="Heading 1"/>
-    <w:basedOn w:val="664"/>
-    <w:next w:val="664"/>
-    <w:link w:val="150"/>
+    <w:basedOn w:val="888"/>
+    <w:next w:val="888"/>
+    <w:link w:val="839"/>
     <w:uiPriority w:val="9"/>
     <w:qFormat/>
     <w:pPr>
@@ -30197,11 +30463,11 @@
       <w:szCs w:val="40"/>
     </w:rPr>
   </w:style>
-  <w:style w:type="paragraph" w:styleId="140">
+  <w:style w:type="paragraph" w:styleId="830">
     <w:name w:val="Heading 2"/>
-    <w:basedOn w:val="664"/>
-    <w:next w:val="664"/>
-    <w:link w:val="151"/>
+    <w:basedOn w:val="888"/>
+    <w:next w:val="888"/>
+    <w:link w:val="840"/>
     <w:uiPriority w:val="9"/>
     <w:unhideWhenUsed/>
     <w:qFormat/>
@@ -30220,11 +30486,11 @@
       <w:szCs w:val="32"/>
     </w:rPr>
   </w:style>
-  <w:style w:type="paragraph" w:styleId="141">
+  <w:style w:type="paragraph" w:styleId="831">
     <w:name w:val="Heading 3"/>
-    <w:basedOn w:val="664"/>
-    <w:next w:val="664"/>
-    <w:link w:val="152"/>
+    <w:basedOn w:val="888"/>
+    <w:next w:val="888"/>
+    <w:link w:val="841"/>
     <w:uiPriority w:val="9"/>
     <w:unhideWhenUsed/>
     <w:qFormat/>
@@ -30243,11 +30509,11 @@
       <w:szCs w:val="28"/>
     </w:rPr>
   </w:style>
-  <w:style w:type="paragraph" w:styleId="142">
+  <w:style w:type="paragraph" w:styleId="832">
     <w:name w:val="Heading 4"/>
-    <w:basedOn w:val="664"/>
-    <w:next w:val="664"/>
-    <w:link w:val="153"/>
+    <w:basedOn w:val="888"/>
+    <w:next w:val="888"/>
+    <w:link w:val="842"/>
     <w:uiPriority w:val="9"/>
     <w:unhideWhenUsed/>
     <w:qFormat/>
@@ -30266,11 +30532,11 @@
       <w:color w:val="0f4761" w:themeColor="accent1" w:themeShade="BF"/>
     </w:rPr>
   </w:style>
-  <w:style w:type="paragraph" w:styleId="143">
+  <w:style w:type="paragraph" w:styleId="833">
     <w:name w:val="Heading 5"/>
-    <w:basedOn w:val="664"/>
-    <w:next w:val="664"/>
-    <w:link w:val="154"/>
+    <w:basedOn w:val="888"/>
+    <w:next w:val="888"/>
+    <w:link w:val="843"/>
     <w:uiPriority w:val="9"/>
     <w:unhideWhenUsed/>
     <w:qFormat/>
@@ -30287,11 +30553,11 @@
       <w:color w:val="0f4761" w:themeColor="accent1" w:themeShade="BF"/>
     </w:rPr>
   </w:style>
-  <w:style w:type="paragraph" w:styleId="144">
+  <w:style w:type="paragraph" w:styleId="834">
     <w:name w:val="Heading 6"/>
-    <w:basedOn w:val="664"/>
-    <w:next w:val="664"/>
-    <w:link w:val="155"/>
+    <w:basedOn w:val="888"/>
+    <w:next w:val="888"/>
+    <w:link w:val="844"/>
     <w:uiPriority w:val="9"/>
     <w:unhideWhenUsed/>
     <w:qFormat/>
@@ -30310,11 +30576,11 @@
       <w:color w:val="595959" w:themeColor="text1" w:themeTint="A6"/>
     </w:rPr>
   </w:style>
-  <w:style w:type="paragraph" w:styleId="145">
+  <w:style w:type="paragraph" w:styleId="835">
     <w:name w:val="Heading 7"/>
-    <w:basedOn w:val="664"/>
-    <w:next w:val="664"/>
-    <w:link w:val="156"/>
+    <w:basedOn w:val="888"/>
+    <w:next w:val="888"/>
+    <w:link w:val="845"/>
     <w:uiPriority w:val="9"/>
     <w:unhideWhenUsed/>
     <w:qFormat/>
@@ -30331,11 +30597,11 @@
       <w:color w:val="595959" w:themeColor="text1" w:themeTint="A6"/>
     </w:rPr>
   </w:style>
-  <w:style w:type="paragraph" w:styleId="146">
+  <w:style w:type="paragraph" w:styleId="836">
     <w:name w:val="Heading 8"/>
-    <w:basedOn w:val="664"/>
-    <w:next w:val="664"/>
-    <w:link w:val="157"/>
+    <w:basedOn w:val="888"/>
+    <w:next w:val="888"/>
+    <w:link w:val="846"/>
     <w:uiPriority w:val="9"/>
     <w:unhideWhenUsed/>
     <w:qFormat/>
@@ -30354,11 +30620,11 @@
       <w:color w:val="272727" w:themeColor="text1" w:themeTint="D8"/>
     </w:rPr>
   </w:style>
-  <w:style w:type="paragraph" w:styleId="147">
+  <w:style w:type="paragraph" w:styleId="837">
     <w:name w:val="Heading 9"/>
-    <w:basedOn w:val="664"/>
-    <w:next w:val="664"/>
-    <w:link w:val="158"/>
+    <w:basedOn w:val="888"/>
+    <w:next w:val="888"/>
+    <w:link w:val="847"/>
     <w:uiPriority w:val="9"/>
     <w:unhideWhenUsed/>
     <w:qFormat/>
@@ -30377,7 +30643,7 @@
       <w:color w:val="272727" w:themeColor="text1" w:themeTint="D8"/>
     </w:rPr>
   </w:style>
-  <w:style w:type="character" w:styleId="148" w:default="1">
+  <w:style w:type="character" w:styleId="838" w:default="1">
     <w:name w:val="Default Paragraph Font"/>
     <w:uiPriority w:val="1"/>
     <w:semiHidden/>
@@ -30388,10 +30654,10 @@
       <w:ind/>
     </w:pPr>
   </w:style>
-  <w:style w:type="character" w:styleId="150">
+  <w:style w:type="character" w:styleId="839">
     <w:name w:val="Heading 1 Char"/>
-    <w:basedOn w:val="148"/>
-    <w:link w:val="139"/>
+    <w:basedOn w:val="838"/>
+    <w:link w:val="829"/>
     <w:uiPriority w:val="9"/>
     <w:pPr>
       <w:pBdr/>
@@ -30405,10 +30671,10 @@
       <w:szCs w:val="40"/>
     </w:rPr>
   </w:style>
-  <w:style w:type="character" w:styleId="151">
+  <w:style w:type="character" w:styleId="840">
     <w:name w:val="Heading 2 Char"/>
-    <w:basedOn w:val="148"/>
-    <w:link w:val="140"/>
+    <w:basedOn w:val="838"/>
+    <w:link w:val="830"/>
     <w:uiPriority w:val="9"/>
     <w:pPr>
       <w:pBdr/>
@@ -30422,10 +30688,10 @@
       <w:szCs w:val="32"/>
     </w:rPr>
   </w:style>
-  <w:style w:type="character" w:styleId="152">
+  <w:style w:type="character" w:styleId="841">
     <w:name w:val="Heading 3 Char"/>
-    <w:basedOn w:val="148"/>
-    <w:link w:val="141"/>
+    <w:basedOn w:val="838"/>
+    <w:link w:val="831"/>
     <w:uiPriority w:val="9"/>
     <w:pPr>
       <w:pBdr/>
@@ -30439,10 +30705,10 @@
       <w:szCs w:val="28"/>
     </w:rPr>
   </w:style>
-  <w:style w:type="character" w:styleId="153">
+  <w:style w:type="character" w:styleId="842">
     <w:name w:val="Heading 4 Char"/>
-    <w:basedOn w:val="148"/>
-    <w:link w:val="142"/>
+    <w:basedOn w:val="838"/>
+    <w:link w:val="832"/>
     <w:uiPriority w:val="9"/>
     <w:pPr>
       <w:pBdr/>
@@ -30456,10 +30722,10 @@
       <w:color w:val="0f4761" w:themeColor="accent1" w:themeShade="BF"/>
     </w:rPr>
   </w:style>
-  <w:style w:type="character" w:styleId="154">
+  <w:style w:type="character" w:styleId="843">
     <w:name w:val="Heading 5 Char"/>
-    <w:basedOn w:val="148"/>
-    <w:link w:val="143"/>
+    <w:basedOn w:val="838"/>
+    <w:link w:val="833"/>
     <w:uiPriority w:val="9"/>
     <w:pPr>
       <w:pBdr/>
@@ -30471,10 +30737,10 @@
       <w:color w:val="0f4761" w:themeColor="accent1" w:themeShade="BF"/>
     </w:rPr>
   </w:style>
-  <w:style w:type="character" w:styleId="155">
+  <w:style w:type="character" w:styleId="844">
     <w:name w:val="Heading 6 Char"/>
-    <w:basedOn w:val="148"/>
-    <w:link w:val="144"/>
+    <w:basedOn w:val="838"/>
+    <w:link w:val="834"/>
     <w:uiPriority w:val="9"/>
     <w:pPr>
       <w:pBdr/>
@@ -30488,10 +30754,10 @@
       <w:color w:val="595959" w:themeColor="text1" w:themeTint="A6"/>
     </w:rPr>
   </w:style>
-  <w:style w:type="character" w:styleId="156">
+  <w:style w:type="character" w:styleId="845">
     <w:name w:val="Heading 7 Char"/>
-    <w:basedOn w:val="148"/>
-    <w:link w:val="145"/>
+    <w:basedOn w:val="838"/>
+    <w:link w:val="835"/>
     <w:uiPriority w:val="9"/>
     <w:pPr>
       <w:pBdr/>
@@ -30503,10 +30769,10 @@
       <w:color w:val="595959" w:themeColor="text1" w:themeTint="A6"/>
     </w:rPr>
   </w:style>
-  <w:style w:type="character" w:styleId="157">
+  <w:style w:type="character" w:styleId="846">
     <w:name w:val="Heading 8 Char"/>
-    <w:basedOn w:val="148"/>
-    <w:link w:val="146"/>
+    <w:basedOn w:val="838"/>
+    <w:link w:val="836"/>
     <w:uiPriority w:val="9"/>
     <w:pPr>
       <w:pBdr/>
@@ -30520,10 +30786,10 @@
       <w:color w:val="272727" w:themeColor="text1" w:themeTint="D8"/>
     </w:rPr>
   </w:style>
-  <w:style w:type="character" w:styleId="158">
+  <w:style w:type="character" w:styleId="847">
     <w:name w:val="Heading 9 Char"/>
-    <w:basedOn w:val="148"/>
-    <w:link w:val="147"/>
+    <w:basedOn w:val="838"/>
+    <w:link w:val="837"/>
     <w:uiPriority w:val="9"/>
     <w:pPr>
       <w:pBdr/>
@@ -30537,11 +30803,11 @@
       <w:color w:val="272727" w:themeColor="text1" w:themeTint="D8"/>
     </w:rPr>
   </w:style>
-  <w:style w:type="paragraph" w:styleId="159">
+  <w:style w:type="paragraph" w:styleId="848">
     <w:name w:val="Title"/>
-    <w:basedOn w:val="664"/>
-    <w:next w:val="664"/>
-    <w:link w:val="160"/>
+    <w:basedOn w:val="888"/>
+    <w:next w:val="888"/>
+    <w:link w:val="849"/>
     <w:uiPriority w:val="10"/>
     <w:qFormat/>
     <w:pPr>
@@ -30557,10 +30823,10 @@
       <w:szCs w:val="56"/>
     </w:rPr>
   </w:style>
-  <w:style w:type="character" w:styleId="160">
+  <w:style w:type="character" w:styleId="849">
     <w:name w:val="Title Char"/>
-    <w:basedOn w:val="148"/>
-    <w:link w:val="159"/>
+    <w:basedOn w:val="838"/>
+    <w:link w:val="848"/>
     <w:uiPriority w:val="10"/>
     <w:pPr>
       <w:pBdr/>
@@ -30574,11 +30840,11 @@
       <w:szCs w:val="56"/>
     </w:rPr>
   </w:style>
-  <w:style w:type="paragraph" w:styleId="161">
+  <w:style w:type="paragraph" w:styleId="850">
     <w:name w:val="Subtitle"/>
-    <w:basedOn w:val="664"/>
-    <w:next w:val="664"/>
-    <w:link w:val="162"/>
+    <w:basedOn w:val="888"/>
+    <w:next w:val="888"/>
+    <w:link w:val="851"/>
     <w:uiPriority w:val="11"/>
     <w:qFormat/>
     <w:pPr>
@@ -30596,10 +30862,10 @@
       <w:szCs w:val="28"/>
     </w:rPr>
   </w:style>
-  <w:style w:type="character" w:styleId="162">
+  <w:style w:type="character" w:styleId="851">
     <w:name w:val="Subtitle Char"/>
-    <w:basedOn w:val="148"/>
-    <w:link w:val="161"/>
+    <w:basedOn w:val="838"/>
+    <w:link w:val="850"/>
     <w:uiPriority w:val="11"/>
     <w:pPr>
       <w:pBdr/>
@@ -30613,11 +30879,11 @@
       <w:szCs w:val="28"/>
     </w:rPr>
   </w:style>
-  <w:style w:type="paragraph" w:styleId="163">
+  <w:style w:type="paragraph" w:styleId="852">
     <w:name w:val="Quote"/>
-    <w:basedOn w:val="664"/>
-    <w:next w:val="664"/>
-    <w:link w:val="164"/>
+    <w:basedOn w:val="888"/>
+    <w:next w:val="888"/>
+    <w:link w:val="853"/>
     <w:uiPriority w:val="29"/>
     <w:qFormat/>
     <w:pPr>
@@ -30632,10 +30898,10 @@
       <w:color w:val="404040" w:themeColor="text1" w:themeTint="BF"/>
     </w:rPr>
   </w:style>
-  <w:style w:type="character" w:styleId="164">
+  <w:style w:type="character" w:styleId="853">
     <w:name w:val="Quote Char"/>
-    <w:basedOn w:val="148"/>
-    <w:link w:val="163"/>
+    <w:basedOn w:val="838"/>
+    <w:link w:val="852"/>
     <w:uiPriority w:val="29"/>
     <w:pPr>
       <w:pBdr/>
@@ -30648,9 +30914,9 @@
       <w:color w:val="404040" w:themeColor="text1" w:themeTint="BF"/>
     </w:rPr>
   </w:style>
-  <w:style w:type="character" w:styleId="166">
+  <w:style w:type="character" w:styleId="854">
     <w:name w:val="Intense Emphasis"/>
-    <w:basedOn w:val="148"/>
+    <w:basedOn w:val="838"/>
     <w:uiPriority w:val="21"/>
     <w:qFormat/>
     <w:pPr>
@@ -30664,11 +30930,11 @@
       <w:color w:val="0f4761" w:themeColor="accent1" w:themeShade="BF"/>
     </w:rPr>
   </w:style>
-  <w:style w:type="paragraph" w:styleId="167">
+  <w:style w:type="paragraph" w:styleId="855">
     <w:name w:val="Intense Quote"/>
-    <w:basedOn w:val="664"/>
-    <w:next w:val="664"/>
-    <w:link w:val="168"/>
+    <w:basedOn w:val="888"/>
+    <w:next w:val="888"/>
+    <w:link w:val="856"/>
     <w:uiPriority w:val="30"/>
     <w:qFormat/>
     <w:pPr>
@@ -30686,10 +30952,10 @@
       <w:color w:val="0f4761" w:themeColor="accent1" w:themeShade="BF"/>
     </w:rPr>
   </w:style>
-  <w:style w:type="character" w:styleId="168">
+  <w:style w:type="character" w:styleId="856">
     <w:name w:val="Intense Quote Char"/>
-    <w:basedOn w:val="148"/>
-    <w:link w:val="167"/>
+    <w:basedOn w:val="838"/>
+    <w:link w:val="855"/>
     <w:uiPriority w:val="30"/>
     <w:pPr>
       <w:pBdr/>
@@ -30702,9 +30968,9 @@
       <w:color w:val="0f4761" w:themeColor="accent1" w:themeShade="BF"/>
     </w:rPr>
   </w:style>
-  <w:style w:type="character" w:styleId="169">
+  <w:style w:type="character" w:styleId="857">
     <w:name w:val="Intense Reference"/>
-    <w:basedOn w:val="148"/>
+    <w:basedOn w:val="838"/>
     <w:uiPriority w:val="32"/>
     <w:qFormat/>
     <w:pPr>
@@ -30720,9 +30986,9 @@
       <w:spacing w:val="5"/>
     </w:rPr>
   </w:style>
-  <w:style w:type="character" w:styleId="171">
+  <w:style w:type="character" w:styleId="858">
     <w:name w:val="Subtle Emphasis"/>
-    <w:basedOn w:val="148"/>
+    <w:basedOn w:val="838"/>
     <w:uiPriority w:val="19"/>
     <w:qFormat/>
     <w:pPr>
@@ -30736,9 +31002,9 @@
       <w:color w:val="404040" w:themeColor="text1" w:themeTint="BF"/>
     </w:rPr>
   </w:style>
-  <w:style w:type="character" w:styleId="172">
+  <w:style w:type="character" w:styleId="859">
     <w:name w:val="Emphasis"/>
-    <w:basedOn w:val="148"/>
+    <w:basedOn w:val="838"/>
     <w:uiPriority w:val="20"/>
     <w:qFormat/>
     <w:pPr>
@@ -30751,9 +31017,9 @@
       <w:iCs/>
     </w:rPr>
   </w:style>
-  <w:style w:type="character" w:styleId="173">
+  <w:style w:type="character" w:styleId="860">
     <w:name w:val="Strong"/>
-    <w:basedOn w:val="148"/>
+    <w:basedOn w:val="838"/>
     <w:uiPriority w:val="22"/>
     <w:qFormat/>
     <w:pPr>
@@ -30766,9 +31032,9 @@
       <w:bCs/>
     </w:rPr>
   </w:style>
-  <w:style w:type="character" w:styleId="174">
+  <w:style w:type="character" w:styleId="861">
     <w:name w:val="Subtle Reference"/>
-    <w:basedOn w:val="148"/>
+    <w:basedOn w:val="838"/>
     <w:uiPriority w:val="31"/>
     <w:qFormat/>
     <w:pPr>
@@ -30781,9 +31047,9 @@
       <w:color w:val="5a5a5a" w:themeColor="text1" w:themeTint="A5"/>
     </w:rPr>
   </w:style>
-  <w:style w:type="character" w:styleId="175">
+  <w:style w:type="character" w:styleId="862">
     <w:name w:val="Book Title"/>
-    <w:basedOn w:val="148"/>
+    <w:basedOn w:val="838"/>
     <w:uiPriority w:val="33"/>
     <w:qFormat/>
     <w:pPr>
@@ -30799,10 +31065,10 @@
       <w:spacing w:val="5"/>
     </w:rPr>
   </w:style>
-  <w:style w:type="paragraph" w:styleId="176">
+  <w:style w:type="paragraph" w:styleId="863">
     <w:name w:val="Header"/>
-    <w:basedOn w:val="664"/>
-    <w:link w:val="177"/>
+    <w:basedOn w:val="888"/>
+    <w:link w:val="864"/>
     <w:uiPriority w:val="99"/>
     <w:unhideWhenUsed/>
     <w:pPr>
@@ -30815,10 +31081,10 @@
       <w:ind/>
     </w:pPr>
   </w:style>
-  <w:style w:type="character" w:styleId="177">
+  <w:style w:type="character" w:styleId="864">
     <w:name w:val="Header Char"/>
-    <w:basedOn w:val="148"/>
-    <w:link w:val="176"/>
+    <w:basedOn w:val="838"/>
+    <w:link w:val="863"/>
     <w:uiPriority w:val="99"/>
     <w:pPr>
       <w:pBdr/>
@@ -30826,10 +31092,10 @@
       <w:ind/>
     </w:pPr>
   </w:style>
-  <w:style w:type="paragraph" w:styleId="178">
+  <w:style w:type="paragraph" w:styleId="865">
     <w:name w:val="Footer"/>
-    <w:basedOn w:val="664"/>
-    <w:link w:val="179"/>
+    <w:basedOn w:val="888"/>
+    <w:link w:val="866"/>
     <w:uiPriority w:val="99"/>
     <w:unhideWhenUsed/>
     <w:pPr>
@@ -30842,10 +31108,10 @@
       <w:ind/>
     </w:pPr>
   </w:style>
-  <w:style w:type="character" w:styleId="179">
+  <w:style w:type="character" w:styleId="866">
     <w:name w:val="Footer Char"/>
-    <w:basedOn w:val="148"/>
-    <w:link w:val="178"/>
+    <w:basedOn w:val="838"/>
+    <w:link w:val="865"/>
     <w:uiPriority w:val="99"/>
     <w:pPr>
       <w:pBdr/>
@@ -30853,10 +31119,10 @@
       <w:ind/>
     </w:pPr>
   </w:style>
-  <w:style w:type="paragraph" w:styleId="180">
+  <w:style w:type="paragraph" w:styleId="867">
     <w:name w:val="Caption"/>
-    <w:basedOn w:val="664"/>
-    <w:next w:val="664"/>
+    <w:basedOn w:val="888"/>
+    <w:next w:val="888"/>
     <w:uiPriority w:val="35"/>
     <w:unhideWhenUsed/>
     <w:qFormat/>
@@ -30873,10 +31139,10 @@
       <w:szCs w:val="18"/>
     </w:rPr>
   </w:style>
-  <w:style w:type="paragraph" w:styleId="181">
+  <w:style w:type="paragraph" w:styleId="868">
     <w:name w:val="footnote text"/>
-    <w:basedOn w:val="664"/>
-    <w:link w:val="182"/>
+    <w:basedOn w:val="888"/>
+    <w:link w:val="869"/>
     <w:uiPriority w:val="99"/>
     <w:semiHidden/>
     <w:unhideWhenUsed/>
@@ -30890,10 +31156,10 @@
       <w:szCs w:val="20"/>
     </w:rPr>
   </w:style>
-  <w:style w:type="character" w:styleId="182">
+  <w:style w:type="character" w:styleId="869">
     <w:name w:val="Footnote Text Char"/>
-    <w:basedOn w:val="148"/>
-    <w:link w:val="181"/>
+    <w:basedOn w:val="838"/>
+    <w:link w:val="868"/>
     <w:uiPriority w:val="99"/>
     <w:semiHidden/>
     <w:pPr>
@@ -30906,9 +31172,9 @@
       <w:szCs w:val="20"/>
     </w:rPr>
   </w:style>
-  <w:style w:type="character" w:styleId="183">
+  <w:style w:type="character" w:styleId="870">
     <w:name w:val="footnote reference"/>
-    <w:basedOn w:val="148"/>
+    <w:basedOn w:val="838"/>
     <w:uiPriority w:val="99"/>
     <w:semiHidden/>
     <w:unhideWhenUsed/>
@@ -30921,10 +31187,10 @@
       <w:vertAlign w:val="superscript"/>
     </w:rPr>
   </w:style>
-  <w:style w:type="paragraph" w:styleId="184">
+  <w:style w:type="paragraph" w:styleId="871">
     <w:name w:val="endnote text"/>
-    <w:basedOn w:val="664"/>
-    <w:link w:val="185"/>
+    <w:basedOn w:val="888"/>
+    <w:link w:val="872"/>
     <w:uiPriority w:val="99"/>
     <w:semiHidden/>
     <w:unhideWhenUsed/>
@@ -30938,10 +31204,10 @@
       <w:szCs w:val="20"/>
     </w:rPr>
   </w:style>
-  <w:style w:type="character" w:styleId="185">
+  <w:style w:type="character" w:styleId="872">
     <w:name w:val="Endnote Text Char"/>
-    <w:basedOn w:val="148"/>
-    <w:link w:val="184"/>
+    <w:basedOn w:val="838"/>
+    <w:link w:val="871"/>
     <w:uiPriority w:val="99"/>
     <w:semiHidden/>
     <w:pPr>
@@ -30954,9 +31220,9 @@
       <w:szCs w:val="20"/>
     </w:rPr>
   </w:style>
-  <w:style w:type="character" w:styleId="186">
+  <w:style w:type="character" w:styleId="873">
     <w:name w:val="endnote reference"/>
-    <w:basedOn w:val="148"/>
+    <w:basedOn w:val="838"/>
     <w:uiPriority w:val="99"/>
     <w:semiHidden/>
     <w:unhideWhenUsed/>
@@ -30969,9 +31235,9 @@
       <w:vertAlign w:val="superscript"/>
     </w:rPr>
   </w:style>
-  <w:style w:type="character" w:styleId="187">
+  <w:style w:type="character" w:styleId="874">
     <w:name w:val="Hyperlink"/>
-    <w:basedOn w:val="148"/>
+    <w:basedOn w:val="838"/>
     <w:uiPriority w:val="99"/>
     <w:unhideWhenUsed/>
     <w:pPr>
@@ -30984,9 +31250,9 @@
       <w:u w:val="single"/>
     </w:rPr>
   </w:style>
-  <w:style w:type="character" w:styleId="188">
+  <w:style w:type="character" w:styleId="875">
     <w:name w:val="FollowedHyperlink"/>
-    <w:basedOn w:val="148"/>
+    <w:basedOn w:val="838"/>
     <w:uiPriority w:val="99"/>
     <w:semiHidden/>
     <w:unhideWhenUsed/>
@@ -31000,10 +31266,10 @@
       <w:u w:val="single"/>
     </w:rPr>
   </w:style>
-  <w:style w:type="paragraph" w:styleId="189">
+  <w:style w:type="paragraph" w:styleId="876">
     <w:name w:val="toc 1"/>
-    <w:basedOn w:val="664"/>
-    <w:next w:val="664"/>
+    <w:basedOn w:val="888"/>
+    <w:next w:val="888"/>
     <w:uiPriority w:val="39"/>
     <w:unhideWhenUsed/>
     <w:pPr>
@@ -31012,10 +31278,10 @@
       <w:ind/>
     </w:pPr>
   </w:style>
-  <w:style w:type="paragraph" w:styleId="190">
+  <w:style w:type="paragraph" w:styleId="877">
     <w:name w:val="toc 2"/>
-    <w:basedOn w:val="664"/>
-    <w:next w:val="664"/>
+    <w:basedOn w:val="888"/>
+    <w:next w:val="888"/>
     <w:uiPriority w:val="39"/>
     <w:unhideWhenUsed/>
     <w:pPr>
@@ -31024,10 +31290,10 @@
       <w:ind w:left="220"/>
     </w:pPr>
   </w:style>
-  <w:style w:type="paragraph" w:styleId="191">
+  <w:style w:type="paragraph" w:styleId="878">
     <w:name w:val="toc 3"/>
-    <w:basedOn w:val="664"/>
-    <w:next w:val="664"/>
+    <w:basedOn w:val="888"/>
+    <w:next w:val="888"/>
     <w:uiPriority w:val="39"/>
     <w:unhideWhenUsed/>
     <w:pPr>
@@ -31036,10 +31302,10 @@
       <w:ind w:left="440"/>
     </w:pPr>
   </w:style>
-  <w:style w:type="paragraph" w:styleId="192">
+  <w:style w:type="paragraph" w:styleId="879">
     <w:name w:val="toc 4"/>
-    <w:basedOn w:val="664"/>
-    <w:next w:val="664"/>
+    <w:basedOn w:val="888"/>
+    <w:next w:val="888"/>
     <w:uiPriority w:val="39"/>
     <w:unhideWhenUsed/>
     <w:pPr>
@@ -31048,10 +31314,10 @@
       <w:ind w:left="660"/>
     </w:pPr>
   </w:style>
-  <w:style w:type="paragraph" w:styleId="193">
+  <w:style w:type="paragraph" w:styleId="880">
     <w:name w:val="toc 5"/>
-    <w:basedOn w:val="664"/>
-    <w:next w:val="664"/>
+    <w:basedOn w:val="888"/>
+    <w:next w:val="888"/>
     <w:uiPriority w:val="39"/>
     <w:unhideWhenUsed/>
     <w:pPr>
@@ -31060,10 +31326,10 @@
       <w:ind w:left="880"/>
     </w:pPr>
   </w:style>
-  <w:style w:type="paragraph" w:styleId="194">
+  <w:style w:type="paragraph" w:styleId="881">
     <w:name w:val="toc 6"/>
-    <w:basedOn w:val="664"/>
-    <w:next w:val="664"/>
+    <w:basedOn w:val="888"/>
+    <w:next w:val="888"/>
     <w:uiPriority w:val="39"/>
     <w:unhideWhenUsed/>
     <w:pPr>
@@ -31072,10 +31338,10 @@
       <w:ind w:left="1100"/>
     </w:pPr>
   </w:style>
-  <w:style w:type="paragraph" w:styleId="195">
+  <w:style w:type="paragraph" w:styleId="882">
     <w:name w:val="toc 7"/>
-    <w:basedOn w:val="664"/>
-    <w:next w:val="664"/>
+    <w:basedOn w:val="888"/>
+    <w:next w:val="888"/>
     <w:uiPriority w:val="39"/>
     <w:unhideWhenUsed/>
     <w:pPr>
@@ -31084,10 +31350,10 @@
       <w:ind w:left="1320"/>
     </w:pPr>
   </w:style>
-  <w:style w:type="paragraph" w:styleId="196">
+  <w:style w:type="paragraph" w:styleId="883">
     <w:name w:val="toc 8"/>
-    <w:basedOn w:val="664"/>
-    <w:next w:val="664"/>
+    <w:basedOn w:val="888"/>
+    <w:next w:val="888"/>
     <w:uiPriority w:val="39"/>
     <w:unhideWhenUsed/>
     <w:pPr>
@@ -31096,10 +31362,10 @@
       <w:ind w:left="1540"/>
     </w:pPr>
   </w:style>
-  <w:style w:type="paragraph" w:styleId="197">
+  <w:style w:type="paragraph" w:styleId="884">
     <w:name w:val="toc 9"/>
-    <w:basedOn w:val="664"/>
-    <w:next w:val="664"/>
+    <w:basedOn w:val="888"/>
+    <w:next w:val="888"/>
     <w:uiPriority w:val="39"/>
     <w:unhideWhenUsed/>
     <w:pPr>
@@ -31108,9 +31374,9 @@
       <w:ind w:left="1760"/>
     </w:pPr>
   </w:style>
-  <w:style w:type="character" w:styleId="198">
+  <w:style w:type="character" w:styleId="885">
     <w:name w:val="Placeholder Text"/>
-    <w:basedOn w:val="148"/>
+    <w:basedOn w:val="838"/>
     <w:uiPriority w:val="99"/>
     <w:semiHidden/>
     <w:pPr>
@@ -31122,7 +31388,7 @@
       <w:color w:val="666666"/>
     </w:rPr>
   </w:style>
-  <w:style w:type="paragraph" w:styleId="208">
+  <w:style w:type="paragraph" w:styleId="886">
     <w:name w:val="TOC Heading"/>
     <w:uiPriority w:val="39"/>
     <w:unhideWhenUsed/>
@@ -31132,10 +31398,10 @@
       <w:ind/>
     </w:pPr>
   </w:style>
-  <w:style w:type="paragraph" w:styleId="209">
+  <w:style w:type="paragraph" w:styleId="887">
     <w:name w:val="table of figures"/>
-    <w:basedOn w:val="664"/>
-    <w:next w:val="664"/>
+    <w:basedOn w:val="888"/>
+    <w:next w:val="888"/>
     <w:uiPriority w:val="99"/>
     <w:unhideWhenUsed/>
     <w:pPr>
@@ -31144,7 +31410,7 @@
       <w:ind/>
     </w:pPr>
   </w:style>
-  <w:style w:type="paragraph" w:styleId="664" w:default="1">
+  <w:style w:type="paragraph" w:styleId="888" w:default="1">
     <w:name w:val="Normal"/>
     <w:qFormat/>
     <w:pPr>
@@ -31153,7 +31419,7 @@
       <w:ind/>
     </w:pPr>
   </w:style>
-  <w:style w:type="table" w:styleId="665" w:default="1">
+  <w:style w:type="table" w:styleId="889" w:default="1">
     <w:name w:val="Normal Table"/>
     <w:uiPriority w:val="99"/>
     <w:semiHidden/>
@@ -31346,7 +31612,7 @@
       </w:tcPr>
     </w:tblStylePr>
   </w:style>
-  <w:style w:type="numbering" w:styleId="666" w:default="1">
+  <w:style w:type="numbering" w:styleId="890" w:default="1">
     <w:name w:val="No List"/>
     <w:uiPriority w:val="99"/>
     <w:semiHidden/>
@@ -31357,9 +31623,9 @@
       <w:ind/>
     </w:pPr>
   </w:style>
-  <w:style w:type="paragraph" w:styleId="667">
+  <w:style w:type="paragraph" w:styleId="891">
     <w:name w:val="No Spacing"/>
-    <w:basedOn w:val="664"/>
+    <w:basedOn w:val="888"/>
     <w:uiPriority w:val="1"/>
     <w:qFormat/>
     <w:pPr>
@@ -31368,9 +31634,9 @@
       <w:ind/>
     </w:pPr>
   </w:style>
-  <w:style w:type="paragraph" w:styleId="668">
+  <w:style w:type="paragraph" w:styleId="892">
     <w:name w:val="List Paragraph"/>
-    <w:basedOn w:val="664"/>
+    <w:basedOn w:val="888"/>
     <w:uiPriority w:val="34"/>
     <w:qFormat/>
     <w:pPr>
